--- a/data/revised_2026-10_full/outputs/v2/Chemistry/SS3.1_Acids_and_Bases/Chemistry_Acids_and_Bases_CBE_LessonSequence.docx
+++ b/data/revised_2026-10_full/outputs/v2/Chemistry/SS3.1_Acids_and_Bases/Chemistry_Acids_and_Bases_CBE_LessonSequence.docx
@@ -2278,7 +2278,7 @@
         </w:rPr>
         <w:t xml:space="preserve">© 2026 SeaVuria and ARES. This work is licensed under a </w:t>
       </w:r>
-      <w:hyperlink w:history="1" r:id="rId8nm-6h8xtu6uolscdjzja">
+      <w:hyperlink w:history="1" r:id="rIdqxfy1wwszwxv8nj40qo1s">
         <w:r>
           <w:rPr>
             <w:rFonts w:ascii="Arial" w:cs="Arial" w:eastAsia="Arial" w:hAnsi="Arial"/>
@@ -2298,7 +2298,7 @@
         </w:rPr>
         <w:t xml:space="preserve"> (</w:t>
       </w:r>
-      <w:hyperlink w:history="1" r:id="rId1xqw8eaxykhfk9xcfko_m">
+      <w:hyperlink w:history="1" r:id="rId_hb6dajrm4_-z9iyog5bd">
         <w:r>
           <w:rPr>
             <w:rFonts w:ascii="Arial" w:cs="Arial" w:eastAsia="Arial" w:hAnsi="Arial"/>
@@ -2318,7 +2318,7 @@
         </w:rPr>
         <w:t xml:space="preserve">). To view a copy of this license, visit </w:t>
       </w:r>
-      <w:hyperlink w:history="1" r:id="rId3mod-zu2twmd_fpzvcugq">
+      <w:hyperlink w:history="1" r:id="rIdqlxhhpnjmjbhqu9nmxf7u">
         <w:r>
           <w:rPr>
             <w:rFonts w:ascii="Arial" w:cs="Arial" w:eastAsia="Arial" w:hAnsi="Arial"/>
@@ -3357,7 +3357,7 @@
             <w:pPr>
               <w:spacing w:after="20" w:before="0"/>
             </w:pPr>
-            <w:hyperlink w:history="1" r:id="rId8_bgnqwuvpp67ymuywegv">
+            <w:hyperlink w:history="1" r:id="rId-_enqv-xxaxe172gtkfgd">
               <w:r>
                 <w:rPr>
                   <w:rFonts w:ascii="Arial" w:cs="Arial" w:eastAsia="Arial" w:hAnsi="Arial"/>
@@ -3390,7 +3390,7 @@
               <w:spacing w:after="10" w:before="0"/>
               <w:ind w:left="120"/>
             </w:pPr>
-            <w:hyperlink w:history="1" r:id="rIds4zzushtwka0lhgq7h4vg">
+            <w:hyperlink w:history="1" r:id="rIdjto1znyvddlck8v-v8tsr">
               <w:r>
                 <w:rPr>
                   <w:rFonts w:ascii="Arial" w:cs="Arial" w:eastAsia="Arial" w:hAnsi="Arial"/>
@@ -3435,7 +3435,7 @@
             <w:pPr>
               <w:spacing w:after="20" w:before="0"/>
             </w:pPr>
-            <w:hyperlink w:history="1" r:id="rIdgbgjcrhmmrjjvledlyzmh">
+            <w:hyperlink w:history="1" r:id="rIdfnkecf5xv448gnezndrhb">
               <w:r>
                 <w:rPr>
                   <w:rFonts w:ascii="Arial" w:cs="Arial" w:eastAsia="Arial" w:hAnsi="Arial"/>
@@ -3468,7 +3468,7 @@
               <w:spacing w:after="10" w:before="0"/>
               <w:ind w:left="120"/>
             </w:pPr>
-            <w:hyperlink w:history="1" r:id="rIdm0wkmni2daimkc1cogrui">
+            <w:hyperlink w:history="1" r:id="rId5qaocpwbdby--88e70hgr">
               <w:r>
                 <w:rPr>
                   <w:rFonts w:ascii="Arial" w:cs="Arial" w:eastAsia="Arial" w:hAnsi="Arial"/>
@@ -3668,7 +3668,7 @@
             <w:pPr>
               <w:spacing w:after="20" w:before="0"/>
             </w:pPr>
-            <w:hyperlink w:history="1" r:id="rIdqxmgh0pkd3vowh8agifho">
+            <w:hyperlink w:history="1" r:id="rId_njb6putgv5vewtytilki">
               <w:r>
                 <w:rPr>
                   <w:rFonts w:ascii="Arial" w:cs="Arial" w:eastAsia="Arial" w:hAnsi="Arial"/>
@@ -3701,7 +3701,7 @@
               <w:spacing w:after="10" w:before="0"/>
               <w:ind w:left="120"/>
             </w:pPr>
-            <w:hyperlink w:history="1" r:id="rIdwsvmuft3g3twce18b6tpa">
+            <w:hyperlink w:history="1" r:id="rIdrxtdkqdgqyi4wnohz3xop">
               <w:r>
                 <w:rPr>
                   <w:rFonts w:ascii="Arial" w:cs="Arial" w:eastAsia="Arial" w:hAnsi="Arial"/>
@@ -3746,7 +3746,7 @@
             <w:pPr>
               <w:spacing w:after="20" w:before="0"/>
             </w:pPr>
-            <w:hyperlink w:history="1" r:id="rIdvwzjwfgadzq7djkzr6nhg">
+            <w:hyperlink w:history="1" r:id="rIddbeheb5bw9zyvsan1dz45">
               <w:r>
                 <w:rPr>
                   <w:rFonts w:ascii="Arial" w:cs="Arial" w:eastAsia="Arial" w:hAnsi="Arial"/>
@@ -3779,7 +3779,7 @@
               <w:spacing w:after="10" w:before="0"/>
               <w:ind w:left="120"/>
             </w:pPr>
-            <w:hyperlink w:history="1" r:id="rIdlxlwg9xnodqukkkbc9baw">
+            <w:hyperlink w:history="1" r:id="rIdssz9cgyo7qzgauiwmncvv">
               <w:r>
                 <w:rPr>
                   <w:rFonts w:ascii="Arial" w:cs="Arial" w:eastAsia="Arial" w:hAnsi="Arial"/>
@@ -3979,7 +3979,7 @@
             <w:pPr>
               <w:spacing w:after="20" w:before="0"/>
             </w:pPr>
-            <w:hyperlink w:history="1" r:id="rId7lhvmpuluq8d-en7qukem">
+            <w:hyperlink w:history="1" r:id="rIdcy0bfamtqycqkomwobgtc">
               <w:r>
                 <w:rPr>
                   <w:rFonts w:ascii="Arial" w:cs="Arial" w:eastAsia="Arial" w:hAnsi="Arial"/>
@@ -4012,7 +4012,7 @@
               <w:spacing w:after="10" w:before="0"/>
               <w:ind w:left="120"/>
             </w:pPr>
-            <w:hyperlink w:history="1" r:id="rIdacqzhpjwjp_e58cl5fweh">
+            <w:hyperlink w:history="1" r:id="rIdaiaspvkdm7svtpled9wdd">
               <w:r>
                 <w:rPr>
                   <w:rFonts w:ascii="Arial" w:cs="Arial" w:eastAsia="Arial" w:hAnsi="Arial"/>
@@ -4057,7 +4057,7 @@
             <w:pPr>
               <w:spacing w:after="20" w:before="0"/>
             </w:pPr>
-            <w:hyperlink w:history="1" r:id="rIdsvjs5uqbzlxtiyzgeojk3">
+            <w:hyperlink w:history="1" r:id="rIdx3ulzmvl9esc0-igclpqa">
               <w:r>
                 <w:rPr>
                   <w:rFonts w:ascii="Arial" w:cs="Arial" w:eastAsia="Arial" w:hAnsi="Arial"/>
@@ -4106,7 +4106,7 @@
               <w:spacing w:after="10" w:before="0"/>
               <w:ind w:left="120"/>
             </w:pPr>
-            <w:hyperlink w:history="1" r:id="rIdyppimuy4ojlbrjcdrwfl_">
+            <w:hyperlink w:history="1" r:id="rIdodl4ird58gvnn64ptiwbp">
               <w:r>
                 <w:rPr>
                   <w:rFonts w:ascii="Arial" w:cs="Arial" w:eastAsia="Arial" w:hAnsi="Arial"/>
@@ -4306,7 +4306,7 @@
             <w:pPr>
               <w:spacing w:after="20" w:before="0"/>
             </w:pPr>
-            <w:hyperlink w:history="1" r:id="rIdkwjvphgvcnf1b_g9ptbik">
+            <w:hyperlink w:history="1" r:id="rIdl0qyf_0fjmaov1wdkwl3d">
               <w:r>
                 <w:rPr>
                   <w:rFonts w:ascii="Arial" w:cs="Arial" w:eastAsia="Arial" w:hAnsi="Arial"/>
@@ -4339,7 +4339,7 @@
               <w:spacing w:after="10" w:before="0"/>
               <w:ind w:left="120"/>
             </w:pPr>
-            <w:hyperlink w:history="1" r:id="rId6jmyrgkmloyp3tlhwbzwd">
+            <w:hyperlink w:history="1" r:id="rIdifdluw-ihsz-cu8i3gqmp">
               <w:r>
                 <w:rPr>
                   <w:rFonts w:ascii="Arial" w:cs="Arial" w:eastAsia="Arial" w:hAnsi="Arial"/>
@@ -4384,7 +4384,7 @@
             <w:pPr>
               <w:spacing w:after="20" w:before="0"/>
             </w:pPr>
-            <w:hyperlink w:history="1" r:id="rIdjlujzzfjij6p2udbwitvc">
+            <w:hyperlink w:history="1" r:id="rIdf-oc59ekxbs2i6duyzweu">
               <w:r>
                 <w:rPr>
                   <w:rFonts w:ascii="Arial" w:cs="Arial" w:eastAsia="Arial" w:hAnsi="Arial"/>
@@ -4433,7 +4433,7 @@
               <w:spacing w:after="10" w:before="0"/>
               <w:ind w:left="120"/>
             </w:pPr>
-            <w:hyperlink w:history="1" r:id="rIdy_emty0rbevdacpkrnh2f">
+            <w:hyperlink w:history="1" r:id="rIdgrsounbaymditg9x3zzeq">
               <w:r>
                 <w:rPr>
                   <w:rFonts w:ascii="Arial" w:cs="Arial" w:eastAsia="Arial" w:hAnsi="Arial"/>
@@ -4633,7 +4633,7 @@
             <w:pPr>
               <w:spacing w:after="20" w:before="0"/>
             </w:pPr>
-            <w:hyperlink w:history="1" r:id="rIdqvon-4r33gamglooovqmo">
+            <w:hyperlink w:history="1" r:id="rId1yth3amf4j8z346b1duui">
               <w:r>
                 <w:rPr>
                   <w:rFonts w:ascii="Arial" w:cs="Arial" w:eastAsia="Arial" w:hAnsi="Arial"/>
@@ -4666,7 +4666,7 @@
               <w:spacing w:after="10" w:before="0"/>
               <w:ind w:left="120"/>
             </w:pPr>
-            <w:hyperlink w:history="1" r:id="rIdch0iyw66wo0al95dfaqbs">
+            <w:hyperlink w:history="1" r:id="rId5pwcshdufoy3hwooielzu">
               <w:r>
                 <w:rPr>
                   <w:rFonts w:ascii="Arial" w:cs="Arial" w:eastAsia="Arial" w:hAnsi="Arial"/>
@@ -4711,7 +4711,7 @@
             <w:pPr>
               <w:spacing w:after="20" w:before="0"/>
             </w:pPr>
-            <w:hyperlink w:history="1" r:id="rIdlrl6k-k9rmd0degq1mbob">
+            <w:hyperlink w:history="1" r:id="rIdw161fzjzkxjcgykk3n3p5">
               <w:r>
                 <w:rPr>
                   <w:rFonts w:ascii="Arial" w:cs="Arial" w:eastAsia="Arial" w:hAnsi="Arial"/>
@@ -4760,7 +4760,7 @@
               <w:spacing w:after="10" w:before="0"/>
               <w:ind w:left="120"/>
             </w:pPr>
-            <w:hyperlink w:history="1" r:id="rIdbk-pf_kotkripesv78qc8">
+            <w:hyperlink w:history="1" r:id="rIdlxiarozl3bkc3ofxyi15w">
               <w:r>
                 <w:rPr>
                   <w:rFonts w:ascii="Arial" w:cs="Arial" w:eastAsia="Arial" w:hAnsi="Arial"/>
@@ -5285,7 +5285,7 @@
         </w:rPr>
         <w:t xml:space="preserve">© 2026 SeaVuria and ARES. Aligned with KICD objectives. Developed by SeaVuria; technical implementation by ARES (with AI assistance from Claude). Licensed under </w:t>
       </w:r>
-      <w:hyperlink w:history="1" r:id="rIdpslxiosqx6k56t-j8kzti">
+      <w:hyperlink w:history="1" r:id="rIddi3totbvbhlbfadab6ano">
         <w:r>
           <w:rPr>
             <w:rFonts w:ascii="Arial" w:cs="Arial" w:eastAsia="Arial" w:hAnsi="Arial"/>
@@ -5306,7 +5306,7 @@
         </w:rPr>
         <w:t xml:space="preserve"> (</w:t>
       </w:r>
-      <w:hyperlink w:history="1" r:id="rIdxvmljjkyq8vrokqvn-23r">
+      <w:hyperlink w:history="1" r:id="rIdvjusxst9gpxlndlmwkfuv">
         <w:r>
           <w:rPr>
             <w:rFonts w:ascii="Arial" w:cs="Arial" w:eastAsia="Arial" w:hAnsi="Arial"/>
@@ -6346,7 +6346,7 @@
             <w:pPr>
               <w:spacing w:after="20" w:before="0"/>
             </w:pPr>
-            <w:hyperlink w:history="1" r:id="rIdairzjxvkzh6w9x1_9ij2v">
+            <w:hyperlink w:history="1" r:id="rIdc4wfgxksyy8i6e5gnpau4">
               <w:r>
                 <w:rPr>
                   <w:rFonts w:ascii="Arial" w:cs="Arial" w:eastAsia="Arial" w:hAnsi="Arial"/>
@@ -6395,7 +6395,7 @@
               <w:spacing w:after="10" w:before="0"/>
               <w:ind w:left="120"/>
             </w:pPr>
-            <w:hyperlink w:history="1" r:id="rIds3bk0esxjsf1boz9lejvc">
+            <w:hyperlink w:history="1" r:id="rIdzsxzohnc0byjftizschcq">
               <w:r>
                 <w:rPr>
                   <w:rFonts w:ascii="Arial" w:cs="Arial" w:eastAsia="Arial" w:hAnsi="Arial"/>
@@ -6440,7 +6440,7 @@
             <w:pPr>
               <w:spacing w:after="20" w:before="0"/>
             </w:pPr>
-            <w:hyperlink w:history="1" r:id="rIdhnix14egyueia5daxosnx">
+            <w:hyperlink w:history="1" r:id="rId8hmepemaeifpyo9os_goy">
               <w:r>
                 <w:rPr>
                   <w:rFonts w:ascii="Arial" w:cs="Arial" w:eastAsia="Arial" w:hAnsi="Arial"/>
@@ -6473,7 +6473,7 @@
               <w:spacing w:after="10" w:before="0"/>
               <w:ind w:left="120"/>
             </w:pPr>
-            <w:hyperlink w:history="1" r:id="rIdbwb3v6xqoi7_jxkwpqqz3">
+            <w:hyperlink w:history="1" r:id="rIdveztyvderrx32loywh1ba">
               <w:r>
                 <w:rPr>
                   <w:rFonts w:ascii="Arial" w:cs="Arial" w:eastAsia="Arial" w:hAnsi="Arial"/>
@@ -6673,7 +6673,7 @@
             <w:pPr>
               <w:spacing w:after="20" w:before="0"/>
             </w:pPr>
-            <w:hyperlink w:history="1" r:id="rId7xsdum7tvqt9_5htfpgis">
+            <w:hyperlink w:history="1" r:id="rIdohiohfc2ahus3r7iftrtu">
               <w:r>
                 <w:rPr>
                   <w:rFonts w:ascii="Arial" w:cs="Arial" w:eastAsia="Arial" w:hAnsi="Arial"/>
@@ -6722,7 +6722,7 @@
               <w:spacing w:after="10" w:before="0"/>
               <w:ind w:left="120"/>
             </w:pPr>
-            <w:hyperlink w:history="1" r:id="rIdjpgydsagthoqhgbprr_6y">
+            <w:hyperlink w:history="1" r:id="rIdg1wy2gkdxcsd4y9_8m-tn">
               <w:r>
                 <w:rPr>
                   <w:rFonts w:ascii="Arial" w:cs="Arial" w:eastAsia="Arial" w:hAnsi="Arial"/>
@@ -6767,7 +6767,7 @@
             <w:pPr>
               <w:spacing w:after="20" w:before="0"/>
             </w:pPr>
-            <w:hyperlink w:history="1" r:id="rIdxfntjeiwywnzmsji1dfwc">
+            <w:hyperlink w:history="1" r:id="rIdyvoacl2v8u3h0ydhntqov">
               <w:r>
                 <w:rPr>
                   <w:rFonts w:ascii="Arial" w:cs="Arial" w:eastAsia="Arial" w:hAnsi="Arial"/>
@@ -6800,7 +6800,7 @@
               <w:spacing w:after="10" w:before="0"/>
               <w:ind w:left="120"/>
             </w:pPr>
-            <w:hyperlink w:history="1" r:id="rIdjim2-coe4w-yr7axcob_g">
+            <w:hyperlink w:history="1" r:id="rIdlviz55pnujgeco2app-yw">
               <w:r>
                 <w:rPr>
                   <w:rFonts w:ascii="Arial" w:cs="Arial" w:eastAsia="Arial" w:hAnsi="Arial"/>
@@ -7000,7 +7000,7 @@
             <w:pPr>
               <w:spacing w:after="20" w:before="0"/>
             </w:pPr>
-            <w:hyperlink w:history="1" r:id="rIdov4eput-7adntylnwwe6s">
+            <w:hyperlink w:history="1" r:id="rIdpxt866u1x6cgmdqzgwrv-">
               <w:r>
                 <w:rPr>
                   <w:rFonts w:ascii="Arial" w:cs="Arial" w:eastAsia="Arial" w:hAnsi="Arial"/>
@@ -7049,7 +7049,7 @@
               <w:spacing w:after="10" w:before="0"/>
               <w:ind w:left="120"/>
             </w:pPr>
-            <w:hyperlink w:history="1" r:id="rIdxq2csuskx6rclpzx2ievr">
+            <w:hyperlink w:history="1" r:id="rIdkdurznhafplzmcxhxpzg6">
               <w:r>
                 <w:rPr>
                   <w:rFonts w:ascii="Arial" w:cs="Arial" w:eastAsia="Arial" w:hAnsi="Arial"/>
@@ -7094,7 +7094,7 @@
             <w:pPr>
               <w:spacing w:after="20" w:before="0"/>
             </w:pPr>
-            <w:hyperlink w:history="1" r:id="rIdqp0174m4zd2pybubjbqir">
+            <w:hyperlink w:history="1" r:id="rIdom9ji9fch0aepbflpw33r">
               <w:r>
                 <w:rPr>
                   <w:rFonts w:ascii="Arial" w:cs="Arial" w:eastAsia="Arial" w:hAnsi="Arial"/>
@@ -7127,7 +7127,7 @@
               <w:spacing w:after="10" w:before="0"/>
               <w:ind w:left="120"/>
             </w:pPr>
-            <w:hyperlink w:history="1" r:id="rIdkuo5kmfeieh1mlh2osdou">
+            <w:hyperlink w:history="1" r:id="rIdvf3w-rmgkgs4x9e0aeekt">
               <w:r>
                 <w:rPr>
                   <w:rFonts w:ascii="Arial" w:cs="Arial" w:eastAsia="Arial" w:hAnsi="Arial"/>
@@ -7327,7 +7327,7 @@
             <w:pPr>
               <w:spacing w:after="20" w:before="0"/>
             </w:pPr>
-            <w:hyperlink w:history="1" r:id="rIdpmg_io5ha9mvlbjwerv5w">
+            <w:hyperlink w:history="1" r:id="rIdtbb62f-cc4fzzntg8nsbr">
               <w:r>
                 <w:rPr>
                   <w:rFonts w:ascii="Arial" w:cs="Arial" w:eastAsia="Arial" w:hAnsi="Arial"/>
@@ -7376,7 +7376,7 @@
               <w:spacing w:after="10" w:before="0"/>
               <w:ind w:left="120"/>
             </w:pPr>
-            <w:hyperlink w:history="1" r:id="rIdx2mbwphlf9_2qbzx1fjvm">
+            <w:hyperlink w:history="1" r:id="rIdpv_hupliwxu_pcxdjioqz">
               <w:r>
                 <w:rPr>
                   <w:rFonts w:ascii="Arial" w:cs="Arial" w:eastAsia="Arial" w:hAnsi="Arial"/>
@@ -7421,7 +7421,7 @@
             <w:pPr>
               <w:spacing w:after="20" w:before="0"/>
             </w:pPr>
-            <w:hyperlink w:history="1" r:id="rIdd0xrnk6lcrpstu26utdol">
+            <w:hyperlink w:history="1" r:id="rIdjyevvyk_xfdlqlzvebl_i">
               <w:r>
                 <w:rPr>
                   <w:rFonts w:ascii="Arial" w:cs="Arial" w:eastAsia="Arial" w:hAnsi="Arial"/>
@@ -7454,7 +7454,7 @@
               <w:spacing w:after="10" w:before="0"/>
               <w:ind w:left="120"/>
             </w:pPr>
-            <w:hyperlink w:history="1" r:id="rIdtmp3ufqnw9x8jj5ulry1w">
+            <w:hyperlink w:history="1" r:id="rIdw7grngclgsoogejoppdwz">
               <w:r>
                 <w:rPr>
                   <w:rFonts w:ascii="Arial" w:cs="Arial" w:eastAsia="Arial" w:hAnsi="Arial"/>
@@ -7654,7 +7654,7 @@
             <w:pPr>
               <w:spacing w:after="20" w:before="0"/>
             </w:pPr>
-            <w:hyperlink w:history="1" r:id="rIdwdshrq06tw-fecfzb_emo">
+            <w:hyperlink w:history="1" r:id="rIdzhfdvkkjvwgv7avesc3hj">
               <w:r>
                 <w:rPr>
                   <w:rFonts w:ascii="Arial" w:cs="Arial" w:eastAsia="Arial" w:hAnsi="Arial"/>
@@ -7703,7 +7703,7 @@
               <w:spacing w:after="10" w:before="0"/>
               <w:ind w:left="120"/>
             </w:pPr>
-            <w:hyperlink w:history="1" r:id="rIdslwckjrtad93lttkuiidi">
+            <w:hyperlink w:history="1" r:id="rId6ih2gohqd4aevkpnec1fn">
               <w:r>
                 <w:rPr>
                   <w:rFonts w:ascii="Arial" w:cs="Arial" w:eastAsia="Arial" w:hAnsi="Arial"/>
@@ -7748,7 +7748,7 @@
             <w:pPr>
               <w:spacing w:after="20" w:before="0"/>
             </w:pPr>
-            <w:hyperlink w:history="1" r:id="rIdgupnrqm1aft8m9zbkb9ra">
+            <w:hyperlink w:history="1" r:id="rIdroeyo3u7vdjw4tpakhqrw">
               <w:r>
                 <w:rPr>
                   <w:rFonts w:ascii="Arial" w:cs="Arial" w:eastAsia="Arial" w:hAnsi="Arial"/>
@@ -7781,7 +7781,7 @@
               <w:spacing w:after="10" w:before="0"/>
               <w:ind w:left="120"/>
             </w:pPr>
-            <w:hyperlink w:history="1" r:id="rIdk-piq3h0ukt-5svumreox">
+            <w:hyperlink w:history="1" r:id="rIdqu05aon5xryc5zphlofd3">
               <w:r>
                 <w:rPr>
                   <w:rFonts w:ascii="Arial" w:cs="Arial" w:eastAsia="Arial" w:hAnsi="Arial"/>
@@ -8306,7 +8306,7 @@
         </w:rPr>
         <w:t xml:space="preserve">© 2026 SeaVuria and ARES. Aligned with KICD objectives. Developed by SeaVuria; technical implementation by ARES (with AI assistance from Claude). Licensed under </w:t>
       </w:r>
-      <w:hyperlink w:history="1" r:id="rIde5tlghlzme3udg4qzhdl6">
+      <w:hyperlink w:history="1" r:id="rIdhxyibcpgmm27shbbpd1rh">
         <w:r>
           <w:rPr>
             <w:rFonts w:ascii="Arial" w:cs="Arial" w:eastAsia="Arial" w:hAnsi="Arial"/>
@@ -8327,7 +8327,7 @@
         </w:rPr>
         <w:t xml:space="preserve"> (</w:t>
       </w:r>
-      <w:hyperlink w:history="1" r:id="rIdk8f-dkbr72jvpsropioog">
+      <w:hyperlink w:history="1" r:id="rIdgn7ol_afoca1n8-q973g4">
         <w:r>
           <w:rPr>
             <w:rFonts w:ascii="Arial" w:cs="Arial" w:eastAsia="Arial" w:hAnsi="Arial"/>
@@ -9367,7 +9367,7 @@
             <w:pPr>
               <w:spacing w:after="20" w:before="0"/>
             </w:pPr>
-            <w:hyperlink w:history="1" r:id="rIdhct_uvc3jyapdewvfrt6e">
+            <w:hyperlink w:history="1" r:id="rIdyuyhfah9stneldbsbzdun">
               <w:r>
                 <w:rPr>
                   <w:rFonts w:ascii="Arial" w:cs="Arial" w:eastAsia="Arial" w:hAnsi="Arial"/>
@@ -9400,7 +9400,7 @@
               <w:spacing w:after="10" w:before="0"/>
               <w:ind w:left="120"/>
             </w:pPr>
-            <w:hyperlink w:history="1" r:id="rIdo-ews6b7igqajq73llfly">
+            <w:hyperlink w:history="1" r:id="rIdgvvqgn3g0ahc_7cfamcuv">
               <w:r>
                 <w:rPr>
                   <w:rFonts w:ascii="Arial" w:cs="Arial" w:eastAsia="Arial" w:hAnsi="Arial"/>
@@ -9445,7 +9445,7 @@
             <w:pPr>
               <w:spacing w:after="20" w:before="0"/>
             </w:pPr>
-            <w:hyperlink w:history="1" r:id="rIdjsq9dhqfqqeizsn2daacp">
+            <w:hyperlink w:history="1" r:id="rIdtta6wnrzdjwdddhn_mdrt">
               <w:r>
                 <w:rPr>
                   <w:rFonts w:ascii="Arial" w:cs="Arial" w:eastAsia="Arial" w:hAnsi="Arial"/>
@@ -9478,7 +9478,7 @@
               <w:spacing w:after="10" w:before="0"/>
               <w:ind w:left="120"/>
             </w:pPr>
-            <w:hyperlink w:history="1" r:id="rIdz0xolbjkwvzjo4io1jbwj">
+            <w:hyperlink w:history="1" r:id="rId5kg7n33pb9ulzeo9srrvg">
               <w:r>
                 <w:rPr>
                   <w:rFonts w:ascii="Arial" w:cs="Arial" w:eastAsia="Arial" w:hAnsi="Arial"/>
@@ -9678,7 +9678,7 @@
             <w:pPr>
               <w:spacing w:after="20" w:before="0"/>
             </w:pPr>
-            <w:hyperlink w:history="1" r:id="rIdsyqrbzfqpksypncc0lfqo">
+            <w:hyperlink w:history="1" r:id="rIdu3a2hk0jds7kql96snnrc">
               <w:r>
                 <w:rPr>
                   <w:rFonts w:ascii="Arial" w:cs="Arial" w:eastAsia="Arial" w:hAnsi="Arial"/>
@@ -9711,7 +9711,7 @@
               <w:spacing w:after="10" w:before="0"/>
               <w:ind w:left="120"/>
             </w:pPr>
-            <w:hyperlink w:history="1" r:id="rIdxt-fq2zmfyr4ifbz7beav">
+            <w:hyperlink w:history="1" r:id="rId_azvnuas6m62ffjcm-2ls">
               <w:r>
                 <w:rPr>
                   <w:rFonts w:ascii="Arial" w:cs="Arial" w:eastAsia="Arial" w:hAnsi="Arial"/>
@@ -9756,7 +9756,7 @@
             <w:pPr>
               <w:spacing w:after="20" w:before="0"/>
             </w:pPr>
-            <w:hyperlink w:history="1" r:id="rIddmxgimdzfquesg1dquy50">
+            <w:hyperlink w:history="1" r:id="rIdu70nir47j9db2lhpccn0s">
               <w:r>
                 <w:rPr>
                   <w:rFonts w:ascii="Arial" w:cs="Arial" w:eastAsia="Arial" w:hAnsi="Arial"/>
@@ -9789,7 +9789,7 @@
               <w:spacing w:after="10" w:before="0"/>
               <w:ind w:left="120"/>
             </w:pPr>
-            <w:hyperlink w:history="1" r:id="rIdvjkkxxp0xqg6s4351ec8g">
+            <w:hyperlink w:history="1" r:id="rIdt_zywqmabzz03jp8hkuds">
               <w:r>
                 <w:rPr>
                   <w:rFonts w:ascii="Arial" w:cs="Arial" w:eastAsia="Arial" w:hAnsi="Arial"/>
@@ -9989,7 +9989,7 @@
             <w:pPr>
               <w:spacing w:after="20" w:before="0"/>
             </w:pPr>
-            <w:hyperlink w:history="1" r:id="rIdwzloejpj_ouzgonawexs5">
+            <w:hyperlink w:history="1" r:id="rIdzgwjnau4xuhv3cewy1isn">
               <w:r>
                 <w:rPr>
                   <w:rFonts w:ascii="Arial" w:cs="Arial" w:eastAsia="Arial" w:hAnsi="Arial"/>
@@ -10038,7 +10038,7 @@
               <w:spacing w:after="10" w:before="0"/>
               <w:ind w:left="120"/>
             </w:pPr>
-            <w:hyperlink w:history="1" r:id="rIdhpy_w4uslh3piisjg1wdy">
+            <w:hyperlink w:history="1" r:id="rIdbmxg2akwegsb2ibotg2pl">
               <w:r>
                 <w:rPr>
                   <w:rFonts w:ascii="Arial" w:cs="Arial" w:eastAsia="Arial" w:hAnsi="Arial"/>
@@ -10083,7 +10083,7 @@
             <w:pPr>
               <w:spacing w:after="20" w:before="0"/>
             </w:pPr>
-            <w:hyperlink w:history="1" r:id="rIdq0bod3oxewb5juwsfyvrt">
+            <w:hyperlink w:history="1" r:id="rIdnyupxcrtjueluoh9nbzsz">
               <w:r>
                 <w:rPr>
                   <w:rFonts w:ascii="Arial" w:cs="Arial" w:eastAsia="Arial" w:hAnsi="Arial"/>
@@ -10116,7 +10116,7 @@
               <w:spacing w:after="10" w:before="0"/>
               <w:ind w:left="120"/>
             </w:pPr>
-            <w:hyperlink w:history="1" r:id="rIduv_aauiv5t79mbwabd0hi">
+            <w:hyperlink w:history="1" r:id="rIduehyjn9x6yvs7aasyxa_o">
               <w:r>
                 <w:rPr>
                   <w:rFonts w:ascii="Arial" w:cs="Arial" w:eastAsia="Arial" w:hAnsi="Arial"/>
@@ -10316,7 +10316,7 @@
             <w:pPr>
               <w:spacing w:after="20" w:before="0"/>
             </w:pPr>
-            <w:hyperlink w:history="1" r:id="rIdrwaznpuia-mslpc4n3sh7">
+            <w:hyperlink w:history="1" r:id="rIdpyqovhatieol7pjx1d0_q">
               <w:r>
                 <w:rPr>
                   <w:rFonts w:ascii="Arial" w:cs="Arial" w:eastAsia="Arial" w:hAnsi="Arial"/>
@@ -10365,7 +10365,7 @@
               <w:spacing w:after="10" w:before="0"/>
               <w:ind w:left="120"/>
             </w:pPr>
-            <w:hyperlink w:history="1" r:id="rIdtojeiyee5jnu6-mdmdo7h">
+            <w:hyperlink w:history="1" r:id="rIdlwxnrgxpdbudu3vpdmasa">
               <w:r>
                 <w:rPr>
                   <w:rFonts w:ascii="Arial" w:cs="Arial" w:eastAsia="Arial" w:hAnsi="Arial"/>
@@ -10410,7 +10410,7 @@
             <w:pPr>
               <w:spacing w:after="20" w:before="0"/>
             </w:pPr>
-            <w:hyperlink w:history="1" r:id="rIdi9esqnc-4jlt3z8ox9vbn">
+            <w:hyperlink w:history="1" r:id="rId_o5nujlxdeug56j5rfkpu">
               <w:r>
                 <w:rPr>
                   <w:rFonts w:ascii="Arial" w:cs="Arial" w:eastAsia="Arial" w:hAnsi="Arial"/>
@@ -10443,7 +10443,7 @@
               <w:spacing w:after="10" w:before="0"/>
               <w:ind w:left="120"/>
             </w:pPr>
-            <w:hyperlink w:history="1" r:id="rIdpovhrfnbqh5ewxcsmhl8f">
+            <w:hyperlink w:history="1" r:id="rIde3zgern2uznpreadf-ias">
               <w:r>
                 <w:rPr>
                   <w:rFonts w:ascii="Arial" w:cs="Arial" w:eastAsia="Arial" w:hAnsi="Arial"/>
@@ -10643,7 +10643,7 @@
             <w:pPr>
               <w:spacing w:after="20" w:before="0"/>
             </w:pPr>
-            <w:hyperlink w:history="1" r:id="rIdn6o8rn1hwb79z-5spqxb4">
+            <w:hyperlink w:history="1" r:id="rIdslmiqkpzdhymoz77dzmng">
               <w:r>
                 <w:rPr>
                   <w:rFonts w:ascii="Arial" w:cs="Arial" w:eastAsia="Arial" w:hAnsi="Arial"/>
@@ -10692,7 +10692,7 @@
               <w:spacing w:after="10" w:before="0"/>
               <w:ind w:left="120"/>
             </w:pPr>
-            <w:hyperlink w:history="1" r:id="rIdshnh8wpo4wkv__mmzssog">
+            <w:hyperlink w:history="1" r:id="rIdml9b6wpddnq8ditr-tmws">
               <w:r>
                 <w:rPr>
                   <w:rFonts w:ascii="Arial" w:cs="Arial" w:eastAsia="Arial" w:hAnsi="Arial"/>
@@ -10737,7 +10737,7 @@
             <w:pPr>
               <w:spacing w:after="20" w:before="0"/>
             </w:pPr>
-            <w:hyperlink w:history="1" r:id="rId7h88h1gzmqwcfgpjuil0n">
+            <w:hyperlink w:history="1" r:id="rIdetwr6ismpfabwsbmvjjao">
               <w:r>
                 <w:rPr>
                   <w:rFonts w:ascii="Arial" w:cs="Arial" w:eastAsia="Arial" w:hAnsi="Arial"/>
@@ -10770,7 +10770,7 @@
               <w:spacing w:after="10" w:before="0"/>
               <w:ind w:left="120"/>
             </w:pPr>
-            <w:hyperlink w:history="1" r:id="rId9tfy6dk_squ_p4vm5fkvu">
+            <w:hyperlink w:history="1" r:id="rIdi_4hdzrbrnjpnt_b5blho">
               <w:r>
                 <w:rPr>
                   <w:rFonts w:ascii="Arial" w:cs="Arial" w:eastAsia="Arial" w:hAnsi="Arial"/>
@@ -11295,7 +11295,7 @@
         </w:rPr>
         <w:t xml:space="preserve">© 2026 SeaVuria and ARES. Aligned with KICD objectives. Developed by SeaVuria; technical implementation by ARES (with AI assistance from Claude). Licensed under </w:t>
       </w:r>
-      <w:hyperlink w:history="1" r:id="rIdngwghv5aer0vpiw7wi7h-">
+      <w:hyperlink w:history="1" r:id="rIdeww-5g_3lokmluums-dbb">
         <w:r>
           <w:rPr>
             <w:rFonts w:ascii="Arial" w:cs="Arial" w:eastAsia="Arial" w:hAnsi="Arial"/>
@@ -11316,7 +11316,7 @@
         </w:rPr>
         <w:t xml:space="preserve"> (</w:t>
       </w:r>
-      <w:hyperlink w:history="1" r:id="rIdueau3sqriraidvqads1fo">
+      <w:hyperlink w:history="1" r:id="rId_mwxbqj53gkdmboykxgad">
         <w:r>
           <w:rPr>
             <w:rFonts w:ascii="Arial" w:cs="Arial" w:eastAsia="Arial" w:hAnsi="Arial"/>
@@ -12356,7 +12356,7 @@
             <w:pPr>
               <w:spacing w:after="20" w:before="0"/>
             </w:pPr>
-            <w:hyperlink w:history="1" r:id="rIduetpytxp3av2prdrvptm6">
+            <w:hyperlink w:history="1" r:id="rIdy3ijvev40iz5x5w-26lyp">
               <w:r>
                 <w:rPr>
                   <w:rFonts w:ascii="Arial" w:cs="Arial" w:eastAsia="Arial" w:hAnsi="Arial"/>
@@ -12389,7 +12389,7 @@
               <w:spacing w:after="10" w:before="0"/>
               <w:ind w:left="120"/>
             </w:pPr>
-            <w:hyperlink w:history="1" r:id="rIdehornveav0mai7wsq5cv6">
+            <w:hyperlink w:history="1" r:id="rIdmsu61kpwroqhacgguf75y">
               <w:r>
                 <w:rPr>
                   <w:rFonts w:ascii="Arial" w:cs="Arial" w:eastAsia="Arial" w:hAnsi="Arial"/>
@@ -12434,7 +12434,7 @@
             <w:pPr>
               <w:spacing w:after="20" w:before="0"/>
             </w:pPr>
-            <w:hyperlink w:history="1" r:id="rId_oanr2bjydmracyp9mouj">
+            <w:hyperlink w:history="1" r:id="rIdercefi0yydrdqoizeu2ww">
               <w:r>
                 <w:rPr>
                   <w:rFonts w:ascii="Arial" w:cs="Arial" w:eastAsia="Arial" w:hAnsi="Arial"/>
@@ -12467,7 +12467,7 @@
               <w:spacing w:after="10" w:before="0"/>
               <w:ind w:left="120"/>
             </w:pPr>
-            <w:hyperlink w:history="1" r:id="rIdgid6qq0pmkue1puirkgs7">
+            <w:hyperlink w:history="1" r:id="rId9w529ctyhdzutrezyjo2u">
               <w:r>
                 <w:rPr>
                   <w:rFonts w:ascii="Arial" w:cs="Arial" w:eastAsia="Arial" w:hAnsi="Arial"/>
@@ -12667,7 +12667,7 @@
             <w:pPr>
               <w:spacing w:after="20" w:before="0"/>
             </w:pPr>
-            <w:hyperlink w:history="1" r:id="rIdgti4ugaejd0i_xmigjuaf">
+            <w:hyperlink w:history="1" r:id="rIdoineowhwu7jxw5js_hcuo">
               <w:r>
                 <w:rPr>
                   <w:rFonts w:ascii="Arial" w:cs="Arial" w:eastAsia="Arial" w:hAnsi="Arial"/>
@@ -12700,7 +12700,7 @@
               <w:spacing w:after="10" w:before="0"/>
               <w:ind w:left="120"/>
             </w:pPr>
-            <w:hyperlink w:history="1" r:id="rIdfj7ori1gignghr6usrfhw">
+            <w:hyperlink w:history="1" r:id="rIdjg6tnovs_8cl1eawchtmv">
               <w:r>
                 <w:rPr>
                   <w:rFonts w:ascii="Arial" w:cs="Arial" w:eastAsia="Arial" w:hAnsi="Arial"/>
@@ -12745,7 +12745,7 @@
             <w:pPr>
               <w:spacing w:after="20" w:before="0"/>
             </w:pPr>
-            <w:hyperlink w:history="1" r:id="rIdrptarukfwxutg667jxkdi">
+            <w:hyperlink w:history="1" r:id="rId2siu6w03ko21ythwho145">
               <w:r>
                 <w:rPr>
                   <w:rFonts w:ascii="Arial" w:cs="Arial" w:eastAsia="Arial" w:hAnsi="Arial"/>
@@ -12778,7 +12778,7 @@
               <w:spacing w:after="10" w:before="0"/>
               <w:ind w:left="120"/>
             </w:pPr>
-            <w:hyperlink w:history="1" r:id="rId5jj7gxsjqpd-lhbniy1o6">
+            <w:hyperlink w:history="1" r:id="rIdy9lnv5jhc9kbcb1bx4ohs">
               <w:r>
                 <w:rPr>
                   <w:rFonts w:ascii="Arial" w:cs="Arial" w:eastAsia="Arial" w:hAnsi="Arial"/>
@@ -12978,7 +12978,7 @@
             <w:pPr>
               <w:spacing w:after="20" w:before="0"/>
             </w:pPr>
-            <w:hyperlink w:history="1" r:id="rIdrbeouuourawrlwtbpzmvf">
+            <w:hyperlink w:history="1" r:id="rIdupzauogpyiv0qdnhbcr4p">
               <w:r>
                 <w:rPr>
                   <w:rFonts w:ascii="Arial" w:cs="Arial" w:eastAsia="Arial" w:hAnsi="Arial"/>
@@ -13011,7 +13011,7 @@
               <w:spacing w:after="10" w:before="0"/>
               <w:ind w:left="120"/>
             </w:pPr>
-            <w:hyperlink w:history="1" r:id="rId3wj_fthz0a0xpjgl4snq4">
+            <w:hyperlink w:history="1" r:id="rIdwkcq3wqenqzinr4jq-mm7">
               <w:r>
                 <w:rPr>
                   <w:rFonts w:ascii="Arial" w:cs="Arial" w:eastAsia="Arial" w:hAnsi="Arial"/>
@@ -13056,7 +13056,7 @@
             <w:pPr>
               <w:spacing w:after="20" w:before="0"/>
             </w:pPr>
-            <w:hyperlink w:history="1" r:id="rIdrwm8ceuufnrcoxkxv2lsz">
+            <w:hyperlink w:history="1" r:id="rIdp1u7o9fmlnfgkxtb1jx4k">
               <w:r>
                 <w:rPr>
                   <w:rFonts w:ascii="Arial" w:cs="Arial" w:eastAsia="Arial" w:hAnsi="Arial"/>
@@ -13089,7 +13089,7 @@
               <w:spacing w:after="10" w:before="0"/>
               <w:ind w:left="120"/>
             </w:pPr>
-            <w:hyperlink w:history="1" r:id="rIdc2cyn2h7yrtnjnlm6-_oj">
+            <w:hyperlink w:history="1" r:id="rIdrsvj1oxgnpcx7tyonm19f">
               <w:r>
                 <w:rPr>
                   <w:rFonts w:ascii="Arial" w:cs="Arial" w:eastAsia="Arial" w:hAnsi="Arial"/>
@@ -13289,7 +13289,7 @@
             <w:pPr>
               <w:spacing w:after="20" w:before="0"/>
             </w:pPr>
-            <w:hyperlink w:history="1" r:id="rIdf1u4uwezbbnkumoviepck">
+            <w:hyperlink w:history="1" r:id="rIdqkd8zzhub6phxavj_udyx">
               <w:r>
                 <w:rPr>
                   <w:rFonts w:ascii="Arial" w:cs="Arial" w:eastAsia="Arial" w:hAnsi="Arial"/>
@@ -13322,7 +13322,7 @@
               <w:spacing w:after="10" w:before="0"/>
               <w:ind w:left="120"/>
             </w:pPr>
-            <w:hyperlink w:history="1" r:id="rIdscaw2kygs079l1fafltcr">
+            <w:hyperlink w:history="1" r:id="rId-ncd0y3-ind9ujsi3kz7g">
               <w:r>
                 <w:rPr>
                   <w:rFonts w:ascii="Arial" w:cs="Arial" w:eastAsia="Arial" w:hAnsi="Arial"/>
@@ -13367,7 +13367,7 @@
             <w:pPr>
               <w:spacing w:after="20" w:before="0"/>
             </w:pPr>
-            <w:hyperlink w:history="1" r:id="rIdi_47_kcamvmskjnj6-qly">
+            <w:hyperlink w:history="1" r:id="rIdk9o_2yxckbxvt50hczgj2">
               <w:r>
                 <w:rPr>
                   <w:rFonts w:ascii="Arial" w:cs="Arial" w:eastAsia="Arial" w:hAnsi="Arial"/>
@@ -13400,7 +13400,7 @@
               <w:spacing w:after="10" w:before="0"/>
               <w:ind w:left="120"/>
             </w:pPr>
-            <w:hyperlink w:history="1" r:id="rIdqm_vbhpjbu2qv65rlrm23">
+            <w:hyperlink w:history="1" r:id="rId47pr3osc1p0znpnzwisux">
               <w:r>
                 <w:rPr>
                   <w:rFonts w:ascii="Arial" w:cs="Arial" w:eastAsia="Arial" w:hAnsi="Arial"/>
@@ -13600,7 +13600,7 @@
             <w:pPr>
               <w:spacing w:after="20" w:before="0"/>
             </w:pPr>
-            <w:hyperlink w:history="1" r:id="rIdrngx_vec2vru4kferosoj">
+            <w:hyperlink w:history="1" r:id="rIdttcgqtrdy3yxoohemvrqr">
               <w:r>
                 <w:rPr>
                   <w:rFonts w:ascii="Arial" w:cs="Arial" w:eastAsia="Arial" w:hAnsi="Arial"/>
@@ -13649,7 +13649,7 @@
               <w:spacing w:after="10" w:before="0"/>
               <w:ind w:left="120"/>
             </w:pPr>
-            <w:hyperlink w:history="1" r:id="rIdnrxea9zkgrmtgdqzxww7-">
+            <w:hyperlink w:history="1" r:id="rIdy4jrys55ez4fdk7nvuw1a">
               <w:r>
                 <w:rPr>
                   <w:rFonts w:ascii="Arial" w:cs="Arial" w:eastAsia="Arial" w:hAnsi="Arial"/>
@@ -13694,7 +13694,7 @@
             <w:pPr>
               <w:spacing w:after="20" w:before="0"/>
             </w:pPr>
-            <w:hyperlink w:history="1" r:id="rIdxcqvqhpcd4s_h0zjvipgi">
+            <w:hyperlink w:history="1" r:id="rIdr4vf3cxajvqxvx0zfjy4s">
               <w:r>
                 <w:rPr>
                   <w:rFonts w:ascii="Arial" w:cs="Arial" w:eastAsia="Arial" w:hAnsi="Arial"/>
@@ -13727,7 +13727,7 @@
               <w:spacing w:after="10" w:before="0"/>
               <w:ind w:left="120"/>
             </w:pPr>
-            <w:hyperlink w:history="1" r:id="rIdpq16xnqerzzlw-cus_gxz">
+            <w:hyperlink w:history="1" r:id="rIdwjq3h8my4lmtqrtzhfw3p">
               <w:r>
                 <w:rPr>
                   <w:rFonts w:ascii="Arial" w:cs="Arial" w:eastAsia="Arial" w:hAnsi="Arial"/>
@@ -14252,7 +14252,7 @@
         </w:rPr>
         <w:t xml:space="preserve">© 2026 SeaVuria and ARES. Aligned with KICD objectives. Developed by SeaVuria; technical implementation by ARES (with AI assistance from Claude). Licensed under </w:t>
       </w:r>
-      <w:hyperlink w:history="1" r:id="rIdhljrrkobznorh3u44odjb">
+      <w:hyperlink w:history="1" r:id="rIdcpyplzhyu-exclathucff">
         <w:r>
           <w:rPr>
             <w:rFonts w:ascii="Arial" w:cs="Arial" w:eastAsia="Arial" w:hAnsi="Arial"/>
@@ -14273,7 +14273,7 @@
         </w:rPr>
         <w:t xml:space="preserve"> (</w:t>
       </w:r>
-      <w:hyperlink w:history="1" r:id="rIdg5crsj-2vuw6urdrpzv2c">
+      <w:hyperlink w:history="1" r:id="rIdpbsers3vjsbvk3ikyy1hf">
         <w:r>
           <w:rPr>
             <w:rFonts w:ascii="Arial" w:cs="Arial" w:eastAsia="Arial" w:hAnsi="Arial"/>
@@ -15313,7 +15313,7 @@
             <w:pPr>
               <w:spacing w:after="20" w:before="0"/>
             </w:pPr>
-            <w:hyperlink w:history="1" r:id="rIdiwgu-sx21kj1gnmsvx1zh">
+            <w:hyperlink w:history="1" r:id="rIdhtvqe-b7a-te28edkoo-w">
               <w:r>
                 <w:rPr>
                   <w:rFonts w:ascii="Arial" w:cs="Arial" w:eastAsia="Arial" w:hAnsi="Arial"/>
@@ -15346,7 +15346,7 @@
               <w:spacing w:after="10" w:before="0"/>
               <w:ind w:left="120"/>
             </w:pPr>
-            <w:hyperlink w:history="1" r:id="rIduqnlkzpuub1qvzzhzxz-z">
+            <w:hyperlink w:history="1" r:id="rId44c_35snbk3jfvwl1z3cm">
               <w:r>
                 <w:rPr>
                   <w:rFonts w:ascii="Arial" w:cs="Arial" w:eastAsia="Arial" w:hAnsi="Arial"/>
@@ -15391,7 +15391,7 @@
             <w:pPr>
               <w:spacing w:after="20" w:before="0"/>
             </w:pPr>
-            <w:hyperlink w:history="1" r:id="rIdrw_v_1lgyxfxnximg4dc3">
+            <w:hyperlink w:history="1" r:id="rIdrq-azgssfis8gmxyrpsax">
               <w:r>
                 <w:rPr>
                   <w:rFonts w:ascii="Arial" w:cs="Arial" w:eastAsia="Arial" w:hAnsi="Arial"/>
@@ -15424,7 +15424,7 @@
               <w:spacing w:after="10" w:before="0"/>
               <w:ind w:left="120"/>
             </w:pPr>
-            <w:hyperlink w:history="1" r:id="rIdlg4dlcrol2rcka3k3m3fn">
+            <w:hyperlink w:history="1" r:id="rIdlkhgfxnnd7rq_dzvpkmub">
               <w:r>
                 <w:rPr>
                   <w:rFonts w:ascii="Arial" w:cs="Arial" w:eastAsia="Arial" w:hAnsi="Arial"/>
@@ -15624,7 +15624,7 @@
             <w:pPr>
               <w:spacing w:after="20" w:before="0"/>
             </w:pPr>
-            <w:hyperlink w:history="1" r:id="rIdtch1ziwqprf4wjjudommh">
+            <w:hyperlink w:history="1" r:id="rIdkwg9zzuva2ginmj2eu7gh">
               <w:r>
                 <w:rPr>
                   <w:rFonts w:ascii="Arial" w:cs="Arial" w:eastAsia="Arial" w:hAnsi="Arial"/>
@@ -15657,7 +15657,7 @@
               <w:spacing w:after="10" w:before="0"/>
               <w:ind w:left="120"/>
             </w:pPr>
-            <w:hyperlink w:history="1" r:id="rIdlsxxcpe7oy9iewi3pv89-">
+            <w:hyperlink w:history="1" r:id="rIdrx8skyd4_uxg3gisseumo">
               <w:r>
                 <w:rPr>
                   <w:rFonts w:ascii="Arial" w:cs="Arial" w:eastAsia="Arial" w:hAnsi="Arial"/>
@@ -15702,7 +15702,7 @@
             <w:pPr>
               <w:spacing w:after="20" w:before="0"/>
             </w:pPr>
-            <w:hyperlink w:history="1" r:id="rIdlzvry6spg70h_78npx75h">
+            <w:hyperlink w:history="1" r:id="rId-q6h9g4yocga5azs2wqhg">
               <w:r>
                 <w:rPr>
                   <w:rFonts w:ascii="Arial" w:cs="Arial" w:eastAsia="Arial" w:hAnsi="Arial"/>
@@ -15735,7 +15735,7 @@
               <w:spacing w:after="10" w:before="0"/>
               <w:ind w:left="120"/>
             </w:pPr>
-            <w:hyperlink w:history="1" r:id="rIdffa0mrbeves5n50tdndjw">
+            <w:hyperlink w:history="1" r:id="rIdb8sfek7vcbeadnl9mpexx">
               <w:r>
                 <w:rPr>
                   <w:rFonts w:ascii="Arial" w:cs="Arial" w:eastAsia="Arial" w:hAnsi="Arial"/>
@@ -15935,7 +15935,7 @@
             <w:pPr>
               <w:spacing w:after="20" w:before="0"/>
             </w:pPr>
-            <w:hyperlink w:history="1" r:id="rIdqwvyet7naefrvuucz0gzt">
+            <w:hyperlink w:history="1" r:id="rIdnweay0lob1o3g9po6rwce">
               <w:r>
                 <w:rPr>
                   <w:rFonts w:ascii="Arial" w:cs="Arial" w:eastAsia="Arial" w:hAnsi="Arial"/>
@@ -15968,7 +15968,7 @@
               <w:spacing w:after="10" w:before="0"/>
               <w:ind w:left="120"/>
             </w:pPr>
-            <w:hyperlink w:history="1" r:id="rIdtm5p3eyyqq8cmzg2jgadd">
+            <w:hyperlink w:history="1" r:id="rIdnepj4wxr8h_ov0voko6z2">
               <w:r>
                 <w:rPr>
                   <w:rFonts w:ascii="Arial" w:cs="Arial" w:eastAsia="Arial" w:hAnsi="Arial"/>
@@ -16013,7 +16013,7 @@
             <w:pPr>
               <w:spacing w:after="20" w:before="0"/>
             </w:pPr>
-            <w:hyperlink w:history="1" r:id="rIdwgyd4wlhl1hzuq5p5rxfp">
+            <w:hyperlink w:history="1" r:id="rIdzadwwwfm6jgtnpllef62l">
               <w:r>
                 <w:rPr>
                   <w:rFonts w:ascii="Arial" w:cs="Arial" w:eastAsia="Arial" w:hAnsi="Arial"/>
@@ -16046,7 +16046,7 @@
               <w:spacing w:after="10" w:before="0"/>
               <w:ind w:left="120"/>
             </w:pPr>
-            <w:hyperlink w:history="1" r:id="rId75lcbdyi1aokgbht_a-yl">
+            <w:hyperlink w:history="1" r:id="rIddjik9ic2n0znzilqlf2-x">
               <w:r>
                 <w:rPr>
                   <w:rFonts w:ascii="Arial" w:cs="Arial" w:eastAsia="Arial" w:hAnsi="Arial"/>
@@ -16246,7 +16246,7 @@
             <w:pPr>
               <w:spacing w:after="20" w:before="0"/>
             </w:pPr>
-            <w:hyperlink w:history="1" r:id="rIdicf7j-ya27hne5vkf_9gz">
+            <w:hyperlink w:history="1" r:id="rIdnj_dlfmpgyjwbcvo_ad_u">
               <w:r>
                 <w:rPr>
                   <w:rFonts w:ascii="Arial" w:cs="Arial" w:eastAsia="Arial" w:hAnsi="Arial"/>
@@ -16279,7 +16279,7 @@
               <w:spacing w:after="10" w:before="0"/>
               <w:ind w:left="120"/>
             </w:pPr>
-            <w:hyperlink w:history="1" r:id="rId6k81ohywwrihjbbictriz">
+            <w:hyperlink w:history="1" r:id="rId5jlhszsa7-khalrpb3iuv">
               <w:r>
                 <w:rPr>
                   <w:rFonts w:ascii="Arial" w:cs="Arial" w:eastAsia="Arial" w:hAnsi="Arial"/>
@@ -16324,7 +16324,7 @@
             <w:pPr>
               <w:spacing w:after="20" w:before="0"/>
             </w:pPr>
-            <w:hyperlink w:history="1" r:id="rId4hpuyrgksiyhe-ceobwrf">
+            <w:hyperlink w:history="1" r:id="rIdgwha_nb5jasgshqfzxhoj">
               <w:r>
                 <w:rPr>
                   <w:rFonts w:ascii="Arial" w:cs="Arial" w:eastAsia="Arial" w:hAnsi="Arial"/>
@@ -16357,7 +16357,7 @@
               <w:spacing w:after="10" w:before="0"/>
               <w:ind w:left="120"/>
             </w:pPr>
-            <w:hyperlink w:history="1" r:id="rIdqe_-0xq3ruz5jxbygjxct">
+            <w:hyperlink w:history="1" r:id="rIdn28gzgsu4tgj3qz6tvhr-">
               <w:r>
                 <w:rPr>
                   <w:rFonts w:ascii="Arial" w:cs="Arial" w:eastAsia="Arial" w:hAnsi="Arial"/>
@@ -16557,7 +16557,7 @@
             <w:pPr>
               <w:spacing w:after="20" w:before="0"/>
             </w:pPr>
-            <w:hyperlink w:history="1" r:id="rIdcbqul6t4diidldhu75hr0">
+            <w:hyperlink w:history="1" r:id="rId68oav9t_fovjzqscn6sgn">
               <w:r>
                 <w:rPr>
                   <w:rFonts w:ascii="Arial" w:cs="Arial" w:eastAsia="Arial" w:hAnsi="Arial"/>
@@ -16606,7 +16606,7 @@
               <w:spacing w:after="10" w:before="0"/>
               <w:ind w:left="120"/>
             </w:pPr>
-            <w:hyperlink w:history="1" r:id="rIdpona6cufpsgnzjm-j6ida">
+            <w:hyperlink w:history="1" r:id="rIdgpqad_v26wdynlexcxvcb">
               <w:r>
                 <w:rPr>
                   <w:rFonts w:ascii="Arial" w:cs="Arial" w:eastAsia="Arial" w:hAnsi="Arial"/>
@@ -16651,7 +16651,7 @@
             <w:pPr>
               <w:spacing w:after="20" w:before="0"/>
             </w:pPr>
-            <w:hyperlink w:history="1" r:id="rIdk3mobr0uqsbqnbbwgrvty">
+            <w:hyperlink w:history="1" r:id="rIdeato50gqszpj2xly9fxev">
               <w:r>
                 <w:rPr>
                   <w:rFonts w:ascii="Arial" w:cs="Arial" w:eastAsia="Arial" w:hAnsi="Arial"/>
@@ -16684,7 +16684,7 @@
               <w:spacing w:after="10" w:before="0"/>
               <w:ind w:left="120"/>
             </w:pPr>
-            <w:hyperlink w:history="1" r:id="rIdjpy6rqz1dndtzni8a5xc4">
+            <w:hyperlink w:history="1" r:id="rIdjet6glfq0z_n68rs01twf">
               <w:r>
                 <w:rPr>
                   <w:rFonts w:ascii="Arial" w:cs="Arial" w:eastAsia="Arial" w:hAnsi="Arial"/>
@@ -17209,7 +17209,7 @@
         </w:rPr>
         <w:t xml:space="preserve">© 2026 SeaVuria and ARES. Aligned with KICD objectives. Developed by SeaVuria; technical implementation by ARES (with AI assistance from Claude). Licensed under </w:t>
       </w:r>
-      <w:hyperlink w:history="1" r:id="rIdgdvhoamro6jw3hm-ysgmp">
+      <w:hyperlink w:history="1" r:id="rIdl87-keetvjritwmrnjvbk">
         <w:r>
           <w:rPr>
             <w:rFonts w:ascii="Arial" w:cs="Arial" w:eastAsia="Arial" w:hAnsi="Arial"/>
@@ -17230,7 +17230,7 @@
         </w:rPr>
         <w:t xml:space="preserve"> (</w:t>
       </w:r>
-      <w:hyperlink w:history="1" r:id="rIdyast5i9ymus_5o_l47s35">
+      <w:hyperlink w:history="1" r:id="rId-etn-thill9ag27kigzs4">
         <w:r>
           <w:rPr>
             <w:rFonts w:ascii="Arial" w:cs="Arial" w:eastAsia="Arial" w:hAnsi="Arial"/>
@@ -18270,7 +18270,7 @@
             <w:pPr>
               <w:spacing w:after="20" w:before="0"/>
             </w:pPr>
-            <w:hyperlink w:history="1" r:id="rId-pusp-64pe8eoffws3fch">
+            <w:hyperlink w:history="1" r:id="rId1zrre7pkwkaxyqyosaeie">
               <w:r>
                 <w:rPr>
                   <w:rFonts w:ascii="Arial" w:cs="Arial" w:eastAsia="Arial" w:hAnsi="Arial"/>
@@ -18303,7 +18303,7 @@
               <w:spacing w:after="10" w:before="0"/>
               <w:ind w:left="120"/>
             </w:pPr>
-            <w:hyperlink w:history="1" r:id="rIdjxcdkqg4p940ubejqlyhy">
+            <w:hyperlink w:history="1" r:id="rIdeifdfd4zuqlw9xg2knj-k">
               <w:r>
                 <w:rPr>
                   <w:rFonts w:ascii="Arial" w:cs="Arial" w:eastAsia="Arial" w:hAnsi="Arial"/>
@@ -18365,7 +18365,7 @@
               <w:spacing w:after="10" w:before="0"/>
               <w:ind w:left="120"/>
             </w:pPr>
-            <w:hyperlink w:history="1" r:id="rIdirxi1pgo4cus0lm9yi04o">
+            <w:hyperlink w:history="1" r:id="rIdfv7tttlgn-jbdjyr3gqpz">
               <w:r>
                 <w:rPr>
                   <w:rFonts w:ascii="Arial" w:cs="Arial" w:eastAsia="Arial" w:hAnsi="Arial"/>
@@ -18580,7 +18580,7 @@
             <w:pPr>
               <w:spacing w:after="20" w:before="0"/>
             </w:pPr>
-            <w:hyperlink w:history="1" r:id="rIdx9ycottm6oelno3eq-tzd">
+            <w:hyperlink w:history="1" r:id="rIdp1g9zc_xus5z9brvjm4jc">
               <w:r>
                 <w:rPr>
                   <w:rFonts w:ascii="Arial" w:cs="Arial" w:eastAsia="Arial" w:hAnsi="Arial"/>
@@ -18613,7 +18613,7 @@
               <w:spacing w:after="10" w:before="0"/>
               <w:ind w:left="120"/>
             </w:pPr>
-            <w:hyperlink w:history="1" r:id="rIdrfa5coavffmu96d7nouv9">
+            <w:hyperlink w:history="1" r:id="rIdhk3dq82gjmcahvklo0io0">
               <w:r>
                 <w:rPr>
                   <w:rFonts w:ascii="Arial" w:cs="Arial" w:eastAsia="Arial" w:hAnsi="Arial"/>
@@ -18675,7 +18675,7 @@
               <w:spacing w:after="10" w:before="0"/>
               <w:ind w:left="120"/>
             </w:pPr>
-            <w:hyperlink w:history="1" r:id="rIdqqscsspjxtou7wsdhhxuk">
+            <w:hyperlink w:history="1" r:id="rIdat3vjskfkq567c5s0hizn">
               <w:r>
                 <w:rPr>
                   <w:rFonts w:ascii="Arial" w:cs="Arial" w:eastAsia="Arial" w:hAnsi="Arial"/>
@@ -18890,7 +18890,7 @@
             <w:pPr>
               <w:spacing w:after="20" w:before="0"/>
             </w:pPr>
-            <w:hyperlink w:history="1" r:id="rIdn1gm7gknib6gxp6snovuk">
+            <w:hyperlink w:history="1" r:id="rIds_rt_xyfdlzzupfyfxo5z">
               <w:r>
                 <w:rPr>
                   <w:rFonts w:ascii="Arial" w:cs="Arial" w:eastAsia="Arial" w:hAnsi="Arial"/>
@@ -18923,7 +18923,7 @@
               <w:spacing w:after="10" w:before="0"/>
               <w:ind w:left="120"/>
             </w:pPr>
-            <w:hyperlink w:history="1" r:id="rIdpe5bgjqjch3nrxalwybdu">
+            <w:hyperlink w:history="1" r:id="rIdfwfjbjmdk-4n4hmd1-4y2">
               <w:r>
                 <w:rPr>
                   <w:rFonts w:ascii="Arial" w:cs="Arial" w:eastAsia="Arial" w:hAnsi="Arial"/>
@@ -18985,7 +18985,7 @@
               <w:spacing w:after="10" w:before="0"/>
               <w:ind w:left="120"/>
             </w:pPr>
-            <w:hyperlink w:history="1" r:id="rIdsoivxbkdx93bjttyppu7x">
+            <w:hyperlink w:history="1" r:id="rIdgfnsedn0xsti_hr-0gq3b">
               <w:r>
                 <w:rPr>
                   <w:rFonts w:ascii="Arial" w:cs="Arial" w:eastAsia="Arial" w:hAnsi="Arial"/>
@@ -19200,7 +19200,7 @@
             <w:pPr>
               <w:spacing w:after="20" w:before="0"/>
             </w:pPr>
-            <w:hyperlink w:history="1" r:id="rIdw2zjequq1xvnnbppapo9z">
+            <w:hyperlink w:history="1" r:id="rIdhy0armmp6r26b6ebt0nmk">
               <w:r>
                 <w:rPr>
                   <w:rFonts w:ascii="Arial" w:cs="Arial" w:eastAsia="Arial" w:hAnsi="Arial"/>
@@ -19233,7 +19233,7 @@
               <w:spacing w:after="10" w:before="0"/>
               <w:ind w:left="120"/>
             </w:pPr>
-            <w:hyperlink w:history="1" r:id="rId2sper-hwpsaujhhtjvwz5">
+            <w:hyperlink w:history="1" r:id="rIdkdb4uwf2cwshtvcrc6daz">
               <w:r>
                 <w:rPr>
                   <w:rFonts w:ascii="Arial" w:cs="Arial" w:eastAsia="Arial" w:hAnsi="Arial"/>
@@ -19295,7 +19295,7 @@
               <w:spacing w:after="10" w:before="0"/>
               <w:ind w:left="120"/>
             </w:pPr>
-            <w:hyperlink w:history="1" r:id="rIdjrfd_jm4rl-_ucneimels">
+            <w:hyperlink w:history="1" r:id="rIds2v9dxw7-ltgutznsi0yj">
               <w:r>
                 <w:rPr>
                   <w:rFonts w:ascii="Arial" w:cs="Arial" w:eastAsia="Arial" w:hAnsi="Arial"/>
@@ -19510,7 +19510,7 @@
             <w:pPr>
               <w:spacing w:after="20" w:before="0"/>
             </w:pPr>
-            <w:hyperlink w:history="1" r:id="rIdqmk3e2efnar_7ef73xdvy">
+            <w:hyperlink w:history="1" r:id="rIdtum_ygjtffpzcvzxd3w2t">
               <w:r>
                 <w:rPr>
                   <w:rFonts w:ascii="Arial" w:cs="Arial" w:eastAsia="Arial" w:hAnsi="Arial"/>
@@ -19559,7 +19559,7 @@
               <w:spacing w:after="10" w:before="0"/>
               <w:ind w:left="120"/>
             </w:pPr>
-            <w:hyperlink w:history="1" r:id="rIdwwsw9gstlhbhugexbzflg">
+            <w:hyperlink w:history="1" r:id="rIdhsxslqwbchtv6vnwlkrbr">
               <w:r>
                 <w:rPr>
                   <w:rFonts w:ascii="Arial" w:cs="Arial" w:eastAsia="Arial" w:hAnsi="Arial"/>
@@ -19621,7 +19621,7 @@
               <w:spacing w:after="10" w:before="0"/>
               <w:ind w:left="120"/>
             </w:pPr>
-            <w:hyperlink w:history="1" r:id="rId0gwq4kogfhnfsxnpq6bma">
+            <w:hyperlink w:history="1" r:id="rIdu61r4gqqwdocis8kntfov">
               <w:r>
                 <w:rPr>
                   <w:rFonts w:ascii="Arial" w:cs="Arial" w:eastAsia="Arial" w:hAnsi="Arial"/>
@@ -20161,7 +20161,7 @@
         </w:rPr>
         <w:t xml:space="preserve">© 2026 SeaVuria and ARES. Aligned with KICD objectives. Developed by SeaVuria; technical implementation by ARES (with AI assistance from Claude). Licensed under </w:t>
       </w:r>
-      <w:hyperlink w:history="1" r:id="rIditkhumoh7jcbd4qwvayaz">
+      <w:hyperlink w:history="1" r:id="rIdcpg3aynuccgjjos2wpfli">
         <w:r>
           <w:rPr>
             <w:rFonts w:ascii="Arial" w:cs="Arial" w:eastAsia="Arial" w:hAnsi="Arial"/>
@@ -20182,7 +20182,7 @@
         </w:rPr>
         <w:t xml:space="preserve"> (</w:t>
       </w:r>
-      <w:hyperlink w:history="1" r:id="rIdvonlum82ja2djl860ytxb">
+      <w:hyperlink w:history="1" r:id="rIdvjaxsvun5xvjxd7dxfwsc">
         <w:r>
           <w:rPr>
             <w:rFonts w:ascii="Arial" w:cs="Arial" w:eastAsia="Arial" w:hAnsi="Arial"/>
@@ -21222,7 +21222,7 @@
             <w:pPr>
               <w:spacing w:after="20" w:before="0"/>
             </w:pPr>
-            <w:hyperlink w:history="1" r:id="rIdk5j2ytvcjgdzgyyjjhc8p">
+            <w:hyperlink w:history="1" r:id="rIdvhg6qrv3tdq4c01biyclz">
               <w:r>
                 <w:rPr>
                   <w:rFonts w:ascii="Arial" w:cs="Arial" w:eastAsia="Arial" w:hAnsi="Arial"/>
@@ -21255,7 +21255,7 @@
               <w:spacing w:after="10" w:before="0"/>
               <w:ind w:left="120"/>
             </w:pPr>
-            <w:hyperlink w:history="1" r:id="rIddiwvwq583dj2df-dthydu">
+            <w:hyperlink w:history="1" r:id="rId2lval9ntwh_97tvzuq6iv">
               <w:r>
                 <w:rPr>
                   <w:rFonts w:ascii="Arial" w:cs="Arial" w:eastAsia="Arial" w:hAnsi="Arial"/>
@@ -21300,7 +21300,7 @@
             <w:pPr>
               <w:spacing w:after="20" w:before="0"/>
             </w:pPr>
-            <w:hyperlink w:history="1" r:id="rIdhnayrdc-i6xvzydnqholk">
+            <w:hyperlink w:history="1" r:id="rIdwkh1ojym65lcqg-qq_j6z">
               <w:r>
                 <w:rPr>
                   <w:rFonts w:ascii="Arial" w:cs="Arial" w:eastAsia="Arial" w:hAnsi="Arial"/>
@@ -21333,7 +21333,7 @@
               <w:spacing w:after="10" w:before="0"/>
               <w:ind w:left="120"/>
             </w:pPr>
-            <w:hyperlink w:history="1" r:id="rIdylj2x4d7sxgj6itywf1pw">
+            <w:hyperlink w:history="1" r:id="rIdvq1kucirp6benkxbyxdwn">
               <w:r>
                 <w:rPr>
                   <w:rFonts w:ascii="Arial" w:cs="Arial" w:eastAsia="Arial" w:hAnsi="Arial"/>
@@ -21533,7 +21533,7 @@
             <w:pPr>
               <w:spacing w:after="20" w:before="0"/>
             </w:pPr>
-            <w:hyperlink w:history="1" r:id="rId4rofbkgzwnupsqkhdyssm">
+            <w:hyperlink w:history="1" r:id="rIdiqtuhy3vgz7g-ox-mg63y">
               <w:r>
                 <w:rPr>
                   <w:rFonts w:ascii="Arial" w:cs="Arial" w:eastAsia="Arial" w:hAnsi="Arial"/>
@@ -21566,7 +21566,7 @@
               <w:spacing w:after="10" w:before="0"/>
               <w:ind w:left="120"/>
             </w:pPr>
-            <w:hyperlink w:history="1" r:id="rIde0jhnqnpk4ctezvwpvzrx">
+            <w:hyperlink w:history="1" r:id="rIddwtr1nmejm_cnzmx8pynm">
               <w:r>
                 <w:rPr>
                   <w:rFonts w:ascii="Arial" w:cs="Arial" w:eastAsia="Arial" w:hAnsi="Arial"/>
@@ -21611,7 +21611,7 @@
             <w:pPr>
               <w:spacing w:after="20" w:before="0"/>
             </w:pPr>
-            <w:hyperlink w:history="1" r:id="rId8nyizvubm_ieucbcqsyco">
+            <w:hyperlink w:history="1" r:id="rIdztexx1jghtk7rjjjvgqe4">
               <w:r>
                 <w:rPr>
                   <w:rFonts w:ascii="Arial" w:cs="Arial" w:eastAsia="Arial" w:hAnsi="Arial"/>
@@ -21644,7 +21644,7 @@
               <w:spacing w:after="10" w:before="0"/>
               <w:ind w:left="120"/>
             </w:pPr>
-            <w:hyperlink w:history="1" r:id="rIdaznei4vtu-o9guwfl9aqk">
+            <w:hyperlink w:history="1" r:id="rIdzprehw9tv96c8sb3mtkm0">
               <w:r>
                 <w:rPr>
                   <w:rFonts w:ascii="Arial" w:cs="Arial" w:eastAsia="Arial" w:hAnsi="Arial"/>
@@ -21844,7 +21844,7 @@
             <w:pPr>
               <w:spacing w:after="20" w:before="0"/>
             </w:pPr>
-            <w:hyperlink w:history="1" r:id="rIdwvvgqqfweudoxti8rbitl">
+            <w:hyperlink w:history="1" r:id="rIdb-fsfbrdmkxmvy1-zxskd">
               <w:r>
                 <w:rPr>
                   <w:rFonts w:ascii="Arial" w:cs="Arial" w:eastAsia="Arial" w:hAnsi="Arial"/>
@@ -21893,7 +21893,7 @@
               <w:spacing w:after="10" w:before="0"/>
               <w:ind w:left="120"/>
             </w:pPr>
-            <w:hyperlink w:history="1" r:id="rIdcr7iba91hw0sn4lrvlil-">
+            <w:hyperlink w:history="1" r:id="rIdptyxwgdprg1jxvrr1om8c">
               <w:r>
                 <w:rPr>
                   <w:rFonts w:ascii="Arial" w:cs="Arial" w:eastAsia="Arial" w:hAnsi="Arial"/>
@@ -21938,7 +21938,7 @@
             <w:pPr>
               <w:spacing w:after="20" w:before="0"/>
             </w:pPr>
-            <w:hyperlink w:history="1" r:id="rIdkpzwk_hnhnhbjvn2uavnz">
+            <w:hyperlink w:history="1" r:id="rIdmjqotoheyklqt9df4zajf">
               <w:r>
                 <w:rPr>
                   <w:rFonts w:ascii="Arial" w:cs="Arial" w:eastAsia="Arial" w:hAnsi="Arial"/>
@@ -21971,7 +21971,7 @@
               <w:spacing w:after="10" w:before="0"/>
               <w:ind w:left="120"/>
             </w:pPr>
-            <w:hyperlink w:history="1" r:id="rIddux4xxm9ajzusyunsxaj2">
+            <w:hyperlink w:history="1" r:id="rIdqhii0comnarvkdoqfb9ac">
               <w:r>
                 <w:rPr>
                   <w:rFonts w:ascii="Arial" w:cs="Arial" w:eastAsia="Arial" w:hAnsi="Arial"/>
@@ -22171,7 +22171,7 @@
             <w:pPr>
               <w:spacing w:after="20" w:before="0"/>
             </w:pPr>
-            <w:hyperlink w:history="1" r:id="rId-9ucxqavnkt6ta_xtx6kl">
+            <w:hyperlink w:history="1" r:id="rId03ggqu4b3gk3nmiin5mpz">
               <w:r>
                 <w:rPr>
                   <w:rFonts w:ascii="Arial" w:cs="Arial" w:eastAsia="Arial" w:hAnsi="Arial"/>
@@ -22220,7 +22220,7 @@
               <w:spacing w:after="10" w:before="0"/>
               <w:ind w:left="120"/>
             </w:pPr>
-            <w:hyperlink w:history="1" r:id="rId5yxtnfefydhtiotqkfvxr">
+            <w:hyperlink w:history="1" r:id="rIdzhjwm2vytktwkhcgchbfx">
               <w:r>
                 <w:rPr>
                   <w:rFonts w:ascii="Arial" w:cs="Arial" w:eastAsia="Arial" w:hAnsi="Arial"/>
@@ -22265,7 +22265,7 @@
             <w:pPr>
               <w:spacing w:after="20" w:before="0"/>
             </w:pPr>
-            <w:hyperlink w:history="1" r:id="rIdcidn2jpkoa2hueaoujxyw">
+            <w:hyperlink w:history="1" r:id="rIdotvyf6vmlduca5mqqfhzu">
               <w:r>
                 <w:rPr>
                   <w:rFonts w:ascii="Arial" w:cs="Arial" w:eastAsia="Arial" w:hAnsi="Arial"/>
@@ -22298,7 +22298,7 @@
               <w:spacing w:after="10" w:before="0"/>
               <w:ind w:left="120"/>
             </w:pPr>
-            <w:hyperlink w:history="1" r:id="rIdvur-9gnohqipzlhmbhv-6">
+            <w:hyperlink w:history="1" r:id="rIdc7r3tzgw9tubm5ot9ql9h">
               <w:r>
                 <w:rPr>
                   <w:rFonts w:ascii="Arial" w:cs="Arial" w:eastAsia="Arial" w:hAnsi="Arial"/>
@@ -22498,7 +22498,7 @@
             <w:pPr>
               <w:spacing w:after="20" w:before="0"/>
             </w:pPr>
-            <w:hyperlink w:history="1" r:id="rIdnr5p8qrsnirjmf4qjf3-e">
+            <w:hyperlink w:history="1" r:id="rIdro6hme5q0zwmqmx7rwopa">
               <w:r>
                 <w:rPr>
                   <w:rFonts w:ascii="Arial" w:cs="Arial" w:eastAsia="Arial" w:hAnsi="Arial"/>
@@ -22531,7 +22531,7 @@
               <w:spacing w:after="10" w:before="0"/>
               <w:ind w:left="120"/>
             </w:pPr>
-            <w:hyperlink w:history="1" r:id="rIdpff7hxfrrt88m13vde_cf">
+            <w:hyperlink w:history="1" r:id="rIdyhnluzix40bi-zly4swkw">
               <w:r>
                 <w:rPr>
                   <w:rFonts w:ascii="Arial" w:cs="Arial" w:eastAsia="Arial" w:hAnsi="Arial"/>
@@ -22576,7 +22576,7 @@
             <w:pPr>
               <w:spacing w:after="20" w:before="0"/>
             </w:pPr>
-            <w:hyperlink w:history="1" r:id="rIdvdxltmxsmafqihfbaqhri">
+            <w:hyperlink w:history="1" r:id="rIdijj4tdkrqpft6_8la94mt">
               <w:r>
                 <w:rPr>
                   <w:rFonts w:ascii="Arial" w:cs="Arial" w:eastAsia="Arial" w:hAnsi="Arial"/>
@@ -22609,7 +22609,7 @@
               <w:spacing w:after="10" w:before="0"/>
               <w:ind w:left="120"/>
             </w:pPr>
-            <w:hyperlink w:history="1" r:id="rIdr7yxbsicgz4xq7eehgz9c">
+            <w:hyperlink w:history="1" r:id="rIdqdotvythh4_mgss-d53w9">
               <w:r>
                 <w:rPr>
                   <w:rFonts w:ascii="Arial" w:cs="Arial" w:eastAsia="Arial" w:hAnsi="Arial"/>
@@ -23134,7 +23134,7 @@
         </w:rPr>
         <w:t xml:space="preserve">© 2026 SeaVuria and ARES. Aligned with KICD objectives. Developed by SeaVuria; technical implementation by ARES (with AI assistance from Claude). Licensed under </w:t>
       </w:r>
-      <w:hyperlink w:history="1" r:id="rIdagdngn2gootv35vmljvjc">
+      <w:hyperlink w:history="1" r:id="rIdba7zpl03m7voqj__mrazy">
         <w:r>
           <w:rPr>
             <w:rFonts w:ascii="Arial" w:cs="Arial" w:eastAsia="Arial" w:hAnsi="Arial"/>
@@ -23155,7 +23155,7 @@
         </w:rPr>
         <w:t xml:space="preserve"> (</w:t>
       </w:r>
-      <w:hyperlink w:history="1" r:id="rIdpztztwsx1zk_pwbd9o4o9">
+      <w:hyperlink w:history="1" r:id="rIdl1zw2ggmmg3xzrepj-gap">
         <w:r>
           <w:rPr>
             <w:rFonts w:ascii="Arial" w:cs="Arial" w:eastAsia="Arial" w:hAnsi="Arial"/>
@@ -24195,7 +24195,7 @@
             <w:pPr>
               <w:spacing w:after="20" w:before="0"/>
             </w:pPr>
-            <w:hyperlink w:history="1" r:id="rIdvna_z3szt8f-h5lzxlpic">
+            <w:hyperlink w:history="1" r:id="rId2ff1dd9p2y85hagw1oclf">
               <w:r>
                 <w:rPr>
                   <w:rFonts w:ascii="Arial" w:cs="Arial" w:eastAsia="Arial" w:hAnsi="Arial"/>
@@ -24228,7 +24228,7 @@
               <w:spacing w:after="10" w:before="0"/>
               <w:ind w:left="120"/>
             </w:pPr>
-            <w:hyperlink w:history="1" r:id="rIdekckaq0gy5-pykytzgcnr">
+            <w:hyperlink w:history="1" r:id="rId9osl8qydbf9bvkyjkpxre">
               <w:r>
                 <w:rPr>
                   <w:rFonts w:ascii="Arial" w:cs="Arial" w:eastAsia="Arial" w:hAnsi="Arial"/>
@@ -24273,7 +24273,7 @@
             <w:pPr>
               <w:spacing w:after="20" w:before="0"/>
             </w:pPr>
-            <w:hyperlink w:history="1" r:id="rIdjcr9eja2xv0aart1rffru">
+            <w:hyperlink w:history="1" r:id="rIdktynfojfyutfdd6sr_odm">
               <w:r>
                 <w:rPr>
                   <w:rFonts w:ascii="Arial" w:cs="Arial" w:eastAsia="Arial" w:hAnsi="Arial"/>
@@ -24306,7 +24306,7 @@
               <w:spacing w:after="10" w:before="0"/>
               <w:ind w:left="120"/>
             </w:pPr>
-            <w:hyperlink w:history="1" r:id="rIdgvbvz3holpnnjof5bzwss">
+            <w:hyperlink w:history="1" r:id="rIdpghusxfigtkyjshawoi9s">
               <w:r>
                 <w:rPr>
                   <w:rFonts w:ascii="Arial" w:cs="Arial" w:eastAsia="Arial" w:hAnsi="Arial"/>
@@ -24506,7 +24506,7 @@
             <w:pPr>
               <w:spacing w:after="20" w:before="0"/>
             </w:pPr>
-            <w:hyperlink w:history="1" r:id="rIdde8uidotsoov5l5zprlb9">
+            <w:hyperlink w:history="1" r:id="rIdl9zffiqozppzcvyhb6xa2">
               <w:r>
                 <w:rPr>
                   <w:rFonts w:ascii="Arial" w:cs="Arial" w:eastAsia="Arial" w:hAnsi="Arial"/>
@@ -24539,7 +24539,7 @@
               <w:spacing w:after="10" w:before="0"/>
               <w:ind w:left="120"/>
             </w:pPr>
-            <w:hyperlink w:history="1" r:id="rId6kqihznp1gzoplstubox1">
+            <w:hyperlink w:history="1" r:id="rIdwlkchyeq0r3owdzu9z26t">
               <w:r>
                 <w:rPr>
                   <w:rFonts w:ascii="Arial" w:cs="Arial" w:eastAsia="Arial" w:hAnsi="Arial"/>
@@ -24584,7 +24584,7 @@
             <w:pPr>
               <w:spacing w:after="20" w:before="0"/>
             </w:pPr>
-            <w:hyperlink w:history="1" r:id="rIdp87caomyeps8valtk4d6t">
+            <w:hyperlink w:history="1" r:id="rId5n6hyj_ngx7u1dsmidcpr">
               <w:r>
                 <w:rPr>
                   <w:rFonts w:ascii="Arial" w:cs="Arial" w:eastAsia="Arial" w:hAnsi="Arial"/>
@@ -24617,7 +24617,7 @@
               <w:spacing w:after="10" w:before="0"/>
               <w:ind w:left="120"/>
             </w:pPr>
-            <w:hyperlink w:history="1" r:id="rIdzg8ijpqdtpcmhtcubesmd">
+            <w:hyperlink w:history="1" r:id="rIdxkgikrmyvl13folnnvsg5">
               <w:r>
                 <w:rPr>
                   <w:rFonts w:ascii="Arial" w:cs="Arial" w:eastAsia="Arial" w:hAnsi="Arial"/>
@@ -24817,7 +24817,7 @@
             <w:pPr>
               <w:spacing w:after="20" w:before="0"/>
             </w:pPr>
-            <w:hyperlink w:history="1" r:id="rIdq-yc_svaylpf2t7n39-lm">
+            <w:hyperlink w:history="1" r:id="rId-rf8eyonf76w0fbacxhwa">
               <w:r>
                 <w:rPr>
                   <w:rFonts w:ascii="Arial" w:cs="Arial" w:eastAsia="Arial" w:hAnsi="Arial"/>
@@ -24850,7 +24850,7 @@
               <w:spacing w:after="10" w:before="0"/>
               <w:ind w:left="120"/>
             </w:pPr>
-            <w:hyperlink w:history="1" r:id="rId3hia--3ykfakzj5qt3dfv">
+            <w:hyperlink w:history="1" r:id="rIdbgpmrh0uanuoulsuuwwfa">
               <w:r>
                 <w:rPr>
                   <w:rFonts w:ascii="Arial" w:cs="Arial" w:eastAsia="Arial" w:hAnsi="Arial"/>
@@ -24895,7 +24895,7 @@
             <w:pPr>
               <w:spacing w:after="20" w:before="0"/>
             </w:pPr>
-            <w:hyperlink w:history="1" r:id="rIdkmwbmeylbst0fnzi6ljyo">
+            <w:hyperlink w:history="1" r:id="rIdl8u4oa1vzwdmudhrse4is">
               <w:r>
                 <w:rPr>
                   <w:rFonts w:ascii="Arial" w:cs="Arial" w:eastAsia="Arial" w:hAnsi="Arial"/>
@@ -24928,7 +24928,7 @@
               <w:spacing w:after="10" w:before="0"/>
               <w:ind w:left="120"/>
             </w:pPr>
-            <w:hyperlink w:history="1" r:id="rId2eolymzuzgkflyv0-1w69">
+            <w:hyperlink w:history="1" r:id="rIdlcnhrm87icsnhlviyc2tw">
               <w:r>
                 <w:rPr>
                   <w:rFonts w:ascii="Arial" w:cs="Arial" w:eastAsia="Arial" w:hAnsi="Arial"/>
@@ -25128,7 +25128,7 @@
             <w:pPr>
               <w:spacing w:after="20" w:before="0"/>
             </w:pPr>
-            <w:hyperlink w:history="1" r:id="rIdocrwustbvxlkg72kzbgi7">
+            <w:hyperlink w:history="1" r:id="rIdibbqba1pbrgu2nyegwed5">
               <w:r>
                 <w:rPr>
                   <w:rFonts w:ascii="Arial" w:cs="Arial" w:eastAsia="Arial" w:hAnsi="Arial"/>
@@ -25161,7 +25161,7 @@
               <w:spacing w:after="10" w:before="0"/>
               <w:ind w:left="120"/>
             </w:pPr>
-            <w:hyperlink w:history="1" r:id="rIduuvyqtow1wfrqrlgkvcf1">
+            <w:hyperlink w:history="1" r:id="rIdegc9qpevdrkrxkao0bmwu">
               <w:r>
                 <w:rPr>
                   <w:rFonts w:ascii="Arial" w:cs="Arial" w:eastAsia="Arial" w:hAnsi="Arial"/>
@@ -25206,7 +25206,7 @@
             <w:pPr>
               <w:spacing w:after="20" w:before="0"/>
             </w:pPr>
-            <w:hyperlink w:history="1" r:id="rIdg5qvxyy2xtqgb0ch1s3ol">
+            <w:hyperlink w:history="1" r:id="rIdufxfujfowvx8abplw5j6b">
               <w:r>
                 <w:rPr>
                   <w:rFonts w:ascii="Arial" w:cs="Arial" w:eastAsia="Arial" w:hAnsi="Arial"/>
@@ -25239,7 +25239,7 @@
               <w:spacing w:after="10" w:before="0"/>
               <w:ind w:left="120"/>
             </w:pPr>
-            <w:hyperlink w:history="1" r:id="rId_4cdpuvyntew8bbkmglyu">
+            <w:hyperlink w:history="1" r:id="rIdr7zmqvh505__gaqp8oqd7">
               <w:r>
                 <w:rPr>
                   <w:rFonts w:ascii="Arial" w:cs="Arial" w:eastAsia="Arial" w:hAnsi="Arial"/>
@@ -25439,7 +25439,7 @@
             <w:pPr>
               <w:spacing w:after="20" w:before="0"/>
             </w:pPr>
-            <w:hyperlink w:history="1" r:id="rId3_w2bcruj25uvaf7mhtud">
+            <w:hyperlink w:history="1" r:id="rIdy1qfzw-lhv2borgx7m65d">
               <w:r>
                 <w:rPr>
                   <w:rFonts w:ascii="Arial" w:cs="Arial" w:eastAsia="Arial" w:hAnsi="Arial"/>
@@ -25472,7 +25472,7 @@
               <w:spacing w:after="10" w:before="0"/>
               <w:ind w:left="120"/>
             </w:pPr>
-            <w:hyperlink w:history="1" r:id="rIdapedzs7b8zhhkdk4jxeks">
+            <w:hyperlink w:history="1" r:id="rIdhks85idop10gkjrmyi-qs">
               <w:r>
                 <w:rPr>
                   <w:rFonts w:ascii="Arial" w:cs="Arial" w:eastAsia="Arial" w:hAnsi="Arial"/>
@@ -25517,7 +25517,7 @@
             <w:pPr>
               <w:spacing w:after="20" w:before="0"/>
             </w:pPr>
-            <w:hyperlink w:history="1" r:id="rIdqdg9nais0shg0okfrnz13">
+            <w:hyperlink w:history="1" r:id="rIdiswpy6rcjfzx7agv-llkf">
               <w:r>
                 <w:rPr>
                   <w:rFonts w:ascii="Arial" w:cs="Arial" w:eastAsia="Arial" w:hAnsi="Arial"/>
@@ -25550,7 +25550,7 @@
               <w:spacing w:after="10" w:before="0"/>
               <w:ind w:left="120"/>
             </w:pPr>
-            <w:hyperlink w:history="1" r:id="rIdpci_uwdlav8xxf0vpnfwz">
+            <w:hyperlink w:history="1" r:id="rIdzpw-9-tzawavabhqpaikg">
               <w:r>
                 <w:rPr>
                   <w:rFonts w:ascii="Arial" w:cs="Arial" w:eastAsia="Arial" w:hAnsi="Arial"/>
@@ -26075,7 +26075,7 @@
         </w:rPr>
         <w:t xml:space="preserve">© 2026 SeaVuria and ARES. Aligned with KICD objectives. Developed by SeaVuria; technical implementation by ARES (with AI assistance from Claude). Licensed under </w:t>
       </w:r>
-      <w:hyperlink w:history="1" r:id="rIdihz21jxebwllwqth-yrej">
+      <w:hyperlink w:history="1" r:id="rId0ytgvwnaldov08zowpeov">
         <w:r>
           <w:rPr>
             <w:rFonts w:ascii="Arial" w:cs="Arial" w:eastAsia="Arial" w:hAnsi="Arial"/>
@@ -26096,7 +26096,7 @@
         </w:rPr>
         <w:t xml:space="preserve"> (</w:t>
       </w:r>
-      <w:hyperlink w:history="1" r:id="rIdzpcq22jkutj2biktb192s">
+      <w:hyperlink w:history="1" r:id="rId8gqroqg_5l1plzvnldqcb">
         <w:r>
           <w:rPr>
             <w:rFonts w:ascii="Arial" w:cs="Arial" w:eastAsia="Arial" w:hAnsi="Arial"/>
@@ -27153,7 +27153,7 @@
               <w:spacing w:after="10" w:before="0"/>
               <w:ind w:left="120"/>
             </w:pPr>
-            <w:hyperlink w:history="1" r:id="rIdbetxyk6vewnxu1wuhq7wm">
+            <w:hyperlink w:history="1" r:id="rIdskmbdnkrhs6b2tdysa-v5">
               <w:r>
                 <w:rPr>
                   <w:rFonts w:ascii="Arial" w:cs="Arial" w:eastAsia="Arial" w:hAnsi="Arial"/>
@@ -27213,7 +27213,7 @@
             <w:pPr>
               <w:spacing w:after="20" w:before="0"/>
             </w:pPr>
-            <w:hyperlink w:history="1" r:id="rIda2s1v7-9z9muotq0zcuyp">
+            <w:hyperlink w:history="1" r:id="rIdz_sk4x8t-o6oulpnmab9v">
               <w:r>
                 <w:rPr>
                   <w:rFonts w:ascii="Arial" w:cs="Arial" w:eastAsia="Arial" w:hAnsi="Arial"/>
@@ -27262,7 +27262,7 @@
               <w:spacing w:after="10" w:before="0"/>
               <w:ind w:left="120"/>
             </w:pPr>
-            <w:hyperlink w:history="1" r:id="rId2ypq32sgl31munobuordg">
+            <w:hyperlink w:history="1" r:id="rIdr23mwexswcoh74g5myfx_">
               <w:r>
                 <w:rPr>
                   <w:rFonts w:ascii="Arial" w:cs="Arial" w:eastAsia="Arial" w:hAnsi="Arial"/>
@@ -27479,7 +27479,7 @@
               <w:spacing w:after="10" w:before="0"/>
               <w:ind w:left="120"/>
             </w:pPr>
-            <w:hyperlink w:history="1" r:id="rIdgff27doiomfhpqibdh0b9">
+            <w:hyperlink w:history="1" r:id="rIdl9nxcucu_b-5acdbcp56c">
               <w:r>
                 <w:rPr>
                   <w:rFonts w:ascii="Arial" w:cs="Arial" w:eastAsia="Arial" w:hAnsi="Arial"/>
@@ -27539,7 +27539,7 @@
             <w:pPr>
               <w:spacing w:after="20" w:before="0"/>
             </w:pPr>
-            <w:hyperlink w:history="1" r:id="rIdwfpms28ozuej8wny-tveq">
+            <w:hyperlink w:history="1" r:id="rIdo5-u128wjkv540gdmmuhw">
               <w:r>
                 <w:rPr>
                   <w:rFonts w:ascii="Arial" w:cs="Arial" w:eastAsia="Arial" w:hAnsi="Arial"/>
@@ -27588,7 +27588,7 @@
               <w:spacing w:after="10" w:before="0"/>
               <w:ind w:left="120"/>
             </w:pPr>
-            <w:hyperlink w:history="1" r:id="rIdwyd31jbxjx60ffbwtfzor">
+            <w:hyperlink w:history="1" r:id="rIdl3av8tag0b1ctburulwmt">
               <w:r>
                 <w:rPr>
                   <w:rFonts w:ascii="Arial" w:cs="Arial" w:eastAsia="Arial" w:hAnsi="Arial"/>
@@ -27805,7 +27805,7 @@
               <w:spacing w:after="10" w:before="0"/>
               <w:ind w:left="120"/>
             </w:pPr>
-            <w:hyperlink w:history="1" r:id="rIdnsn6kcrwjing4jz5dhiqd">
+            <w:hyperlink w:history="1" r:id="rId4udqfsd8igktw58wiyoys">
               <w:r>
                 <w:rPr>
                   <w:rFonts w:ascii="Arial" w:cs="Arial" w:eastAsia="Arial" w:hAnsi="Arial"/>
@@ -27865,7 +27865,7 @@
             <w:pPr>
               <w:spacing w:after="20" w:before="0"/>
             </w:pPr>
-            <w:hyperlink w:history="1" r:id="rIdmyeguhidnn7gsamjukeks">
+            <w:hyperlink w:history="1" r:id="rId1tlslbthgmxlxca2ufufs">
               <w:r>
                 <w:rPr>
                   <w:rFonts w:ascii="Arial" w:cs="Arial" w:eastAsia="Arial" w:hAnsi="Arial"/>
@@ -27914,7 +27914,7 @@
               <w:spacing w:after="10" w:before="0"/>
               <w:ind w:left="120"/>
             </w:pPr>
-            <w:hyperlink w:history="1" r:id="rIdp7bqersp5mxjd_hzy63zy">
+            <w:hyperlink w:history="1" r:id="rIda395fjormcszbrv7ngxnq">
               <w:r>
                 <w:rPr>
                   <w:rFonts w:ascii="Arial" w:cs="Arial" w:eastAsia="Arial" w:hAnsi="Arial"/>
@@ -28131,7 +28131,7 @@
               <w:spacing w:after="10" w:before="0"/>
               <w:ind w:left="120"/>
             </w:pPr>
-            <w:hyperlink w:history="1" r:id="rId0tuikwahsjaechv6rdoou">
+            <w:hyperlink w:history="1" r:id="rIdj1orkgo8k_avljamzb69r">
               <w:r>
                 <w:rPr>
                   <w:rFonts w:ascii="Arial" w:cs="Arial" w:eastAsia="Arial" w:hAnsi="Arial"/>
@@ -28191,7 +28191,7 @@
             <w:pPr>
               <w:spacing w:after="20" w:before="0"/>
             </w:pPr>
-            <w:hyperlink w:history="1" r:id="rIdx6cirzbuettjhn6mp5xom">
+            <w:hyperlink w:history="1" r:id="rIdyzivnsz6kz8ttffrmxdg4">
               <w:r>
                 <w:rPr>
                   <w:rFonts w:ascii="Arial" w:cs="Arial" w:eastAsia="Arial" w:hAnsi="Arial"/>
@@ -28240,7 +28240,7 @@
               <w:spacing w:after="10" w:before="0"/>
               <w:ind w:left="120"/>
             </w:pPr>
-            <w:hyperlink w:history="1" r:id="rId5svydquz8ib0haiz1zrd4">
+            <w:hyperlink w:history="1" r:id="rIdevt0o8azoyp9slk9rsn9t">
               <w:r>
                 <w:rPr>
                   <w:rFonts w:ascii="Arial" w:cs="Arial" w:eastAsia="Arial" w:hAnsi="Arial"/>
@@ -28457,7 +28457,7 @@
               <w:spacing w:after="10" w:before="0"/>
               <w:ind w:left="120"/>
             </w:pPr>
-            <w:hyperlink w:history="1" r:id="rIdsxbc4coo_my8gz1uoblza">
+            <w:hyperlink w:history="1" r:id="rIde0mlukvkwyktxl0_dzrjh">
               <w:r>
                 <w:rPr>
                   <w:rFonts w:ascii="Arial" w:cs="Arial" w:eastAsia="Arial" w:hAnsi="Arial"/>
@@ -28517,7 +28517,7 @@
             <w:pPr>
               <w:spacing w:after="20" w:before="0"/>
             </w:pPr>
-            <w:hyperlink w:history="1" r:id="rIdwabhwtu9gyqvlwdn-jxvx">
+            <w:hyperlink w:history="1" r:id="rId3sffvxakgiicf0ipgx1kz">
               <w:r>
                 <w:rPr>
                   <w:rFonts w:ascii="Arial" w:cs="Arial" w:eastAsia="Arial" w:hAnsi="Arial"/>
@@ -28566,7 +28566,7 @@
               <w:spacing w:after="10" w:before="0"/>
               <w:ind w:left="120"/>
             </w:pPr>
-            <w:hyperlink w:history="1" r:id="rId_pabyryz_bwtddgetm1gs">
+            <w:hyperlink w:history="1" r:id="rIdielt_oc8dlbxnsyuua79z">
               <w:r>
                 <w:rPr>
                   <w:rFonts w:ascii="Arial" w:cs="Arial" w:eastAsia="Arial" w:hAnsi="Arial"/>
@@ -29091,7 +29091,7 @@
         </w:rPr>
         <w:t xml:space="preserve">© 2026 SeaVuria and ARES. Aligned with KICD objectives. Developed by SeaVuria; technical implementation by ARES (with AI assistance from Claude). Licensed under </w:t>
       </w:r>
-      <w:hyperlink w:history="1" r:id="rIdzop4svw3k37ppwj2wwopw">
+      <w:hyperlink w:history="1" r:id="rId4-9rbq4bkfeyoobspn4qx">
         <w:r>
           <w:rPr>
             <w:rFonts w:ascii="Arial" w:cs="Arial" w:eastAsia="Arial" w:hAnsi="Arial"/>
@@ -29112,7 +29112,7 @@
         </w:rPr>
         <w:t xml:space="preserve"> (</w:t>
       </w:r>
-      <w:hyperlink w:history="1" r:id="rId2uqyjhuqfihsk_mdexky7">
+      <w:hyperlink w:history="1" r:id="rIdqtfdcp0bp_07f5s4xrdyr">
         <w:r>
           <w:rPr>
             <w:rFonts w:ascii="Arial" w:cs="Arial" w:eastAsia="Arial" w:hAnsi="Arial"/>
@@ -30152,7 +30152,7 @@
             <w:pPr>
               <w:spacing w:after="20" w:before="0"/>
             </w:pPr>
-            <w:hyperlink w:history="1" r:id="rIdi53cqitogt_t53l7r3987">
+            <w:hyperlink w:history="1" r:id="rIdcuy8og2johiwq0rsujvub">
               <w:r>
                 <w:rPr>
                   <w:rFonts w:ascii="Arial" w:cs="Arial" w:eastAsia="Arial" w:hAnsi="Arial"/>
@@ -30185,7 +30185,7 @@
               <w:spacing w:after="10" w:before="0"/>
               <w:ind w:left="120"/>
             </w:pPr>
-            <w:hyperlink w:history="1" r:id="rIdh6o56w2lgb9tqbi3aevuw">
+            <w:hyperlink w:history="1" r:id="rIdwl2hq0_o1c423scfsvwte">
               <w:r>
                 <w:rPr>
                   <w:rFonts w:ascii="Arial" w:cs="Arial" w:eastAsia="Arial" w:hAnsi="Arial"/>
@@ -30230,7 +30230,7 @@
             <w:pPr>
               <w:spacing w:after="20" w:before="0"/>
             </w:pPr>
-            <w:hyperlink w:history="1" r:id="rId3u2xarh7zjjjgzilxdnd7">
+            <w:hyperlink w:history="1" r:id="rIdxmou6xh2y4rx0dyxdjmal">
               <w:r>
                 <w:rPr>
                   <w:rFonts w:ascii="Arial" w:cs="Arial" w:eastAsia="Arial" w:hAnsi="Arial"/>
@@ -30279,7 +30279,7 @@
               <w:spacing w:after="10" w:before="0"/>
               <w:ind w:left="120"/>
             </w:pPr>
-            <w:hyperlink w:history="1" r:id="rIdyt25a5ujqtuamdiz0xtbl">
+            <w:hyperlink w:history="1" r:id="rIdo3nm97ecdhj9uyxp0duk2">
               <w:r>
                 <w:rPr>
                   <w:rFonts w:ascii="Arial" w:cs="Arial" w:eastAsia="Arial" w:hAnsi="Arial"/>
@@ -30479,7 +30479,7 @@
             <w:pPr>
               <w:spacing w:after="20" w:before="0"/>
             </w:pPr>
-            <w:hyperlink w:history="1" r:id="rIdcwdnkxaq7hymgfe6x4gh8">
+            <w:hyperlink w:history="1" r:id="rIdhpn8tg7nfacm0b5tce_zh">
               <w:r>
                 <w:rPr>
                   <w:rFonts w:ascii="Arial" w:cs="Arial" w:eastAsia="Arial" w:hAnsi="Arial"/>
@@ -30512,7 +30512,7 @@
               <w:spacing w:after="10" w:before="0"/>
               <w:ind w:left="120"/>
             </w:pPr>
-            <w:hyperlink w:history="1" r:id="rIdnfbal3ktk6-voeowu6rjv">
+            <w:hyperlink w:history="1" r:id="rIdugtjwk-wzznfofcel37uq">
               <w:r>
                 <w:rPr>
                   <w:rFonts w:ascii="Arial" w:cs="Arial" w:eastAsia="Arial" w:hAnsi="Arial"/>
@@ -30557,7 +30557,7 @@
             <w:pPr>
               <w:spacing w:after="20" w:before="0"/>
             </w:pPr>
-            <w:hyperlink w:history="1" r:id="rIdg-h82sovbmskfwl-ku-ns">
+            <w:hyperlink w:history="1" r:id="rIdzmwqwy76g9jodqwz-qu2b">
               <w:r>
                 <w:rPr>
                   <w:rFonts w:ascii="Arial" w:cs="Arial" w:eastAsia="Arial" w:hAnsi="Arial"/>
@@ -30606,7 +30606,7 @@
               <w:spacing w:after="10" w:before="0"/>
               <w:ind w:left="120"/>
             </w:pPr>
-            <w:hyperlink w:history="1" r:id="rIdcf8ly7szqd5nthxygfj3t">
+            <w:hyperlink w:history="1" r:id="rIdu7iorwwbwjrqfylic8myx">
               <w:r>
                 <w:rPr>
                   <w:rFonts w:ascii="Arial" w:cs="Arial" w:eastAsia="Arial" w:hAnsi="Arial"/>
@@ -30806,7 +30806,7 @@
             <w:pPr>
               <w:spacing w:after="20" w:before="0"/>
             </w:pPr>
-            <w:hyperlink w:history="1" r:id="rIdcjeltg02ravva1lar4cdf">
+            <w:hyperlink w:history="1" r:id="rIdgsrrzq6rnmshjx2xnq4nn">
               <w:r>
                 <w:rPr>
                   <w:rFonts w:ascii="Arial" w:cs="Arial" w:eastAsia="Arial" w:hAnsi="Arial"/>
@@ -30855,7 +30855,7 @@
               <w:spacing w:after="10" w:before="0"/>
               <w:ind w:left="120"/>
             </w:pPr>
-            <w:hyperlink w:history="1" r:id="rIdfz8g4wyqwmncygdyaelws">
+            <w:hyperlink w:history="1" r:id="rIdwb4qvafgvpmk2zd7e3kr4">
               <w:r>
                 <w:rPr>
                   <w:rFonts w:ascii="Arial" w:cs="Arial" w:eastAsia="Arial" w:hAnsi="Arial"/>
@@ -30900,7 +30900,7 @@
             <w:pPr>
               <w:spacing w:after="20" w:before="0"/>
             </w:pPr>
-            <w:hyperlink w:history="1" r:id="rIdf41qjvgbql5lremkrff37">
+            <w:hyperlink w:history="1" r:id="rIdva6krposxjsafkchr9mh-">
               <w:r>
                 <w:rPr>
                   <w:rFonts w:ascii="Arial" w:cs="Arial" w:eastAsia="Arial" w:hAnsi="Arial"/>
@@ -30949,7 +30949,7 @@
               <w:spacing w:after="10" w:before="0"/>
               <w:ind w:left="120"/>
             </w:pPr>
-            <w:hyperlink w:history="1" r:id="rIddrmfhlav18yblb8chxnf4">
+            <w:hyperlink w:history="1" r:id="rIdyg6rwslrzn6mxzxkmoszr">
               <w:r>
                 <w:rPr>
                   <w:rFonts w:ascii="Arial" w:cs="Arial" w:eastAsia="Arial" w:hAnsi="Arial"/>
@@ -31149,7 +31149,7 @@
             <w:pPr>
               <w:spacing w:after="20" w:before="0"/>
             </w:pPr>
-            <w:hyperlink w:history="1" r:id="rIds--ez49xc3cabg9hxz2xr">
+            <w:hyperlink w:history="1" r:id="rIdrugvblip3fj55szvlt-g2">
               <w:r>
                 <w:rPr>
                   <w:rFonts w:ascii="Arial" w:cs="Arial" w:eastAsia="Arial" w:hAnsi="Arial"/>
@@ -31198,7 +31198,7 @@
               <w:spacing w:after="10" w:before="0"/>
               <w:ind w:left="120"/>
             </w:pPr>
-            <w:hyperlink w:history="1" r:id="rId0mq83t0jngdpfsg2unosc">
+            <w:hyperlink w:history="1" r:id="rIdxdiznnanvwfg0gkyyikaz">
               <w:r>
                 <w:rPr>
                   <w:rFonts w:ascii="Arial" w:cs="Arial" w:eastAsia="Arial" w:hAnsi="Arial"/>
@@ -31243,7 +31243,7 @@
             <w:pPr>
               <w:spacing w:after="20" w:before="0"/>
             </w:pPr>
-            <w:hyperlink w:history="1" r:id="rIdihux6xujp4_qp2fxjktos">
+            <w:hyperlink w:history="1" r:id="rIdoboxxw5mmo6jkk5zyosmh">
               <w:r>
                 <w:rPr>
                   <w:rFonts w:ascii="Arial" w:cs="Arial" w:eastAsia="Arial" w:hAnsi="Arial"/>
@@ -31292,7 +31292,7 @@
               <w:spacing w:after="10" w:before="0"/>
               <w:ind w:left="120"/>
             </w:pPr>
-            <w:hyperlink w:history="1" r:id="rIddfhr68qqo1liia_vqscdq">
+            <w:hyperlink w:history="1" r:id="rIdjty4ue8koc988lfgtxr_7">
               <w:r>
                 <w:rPr>
                   <w:rFonts w:ascii="Arial" w:cs="Arial" w:eastAsia="Arial" w:hAnsi="Arial"/>
@@ -31492,7 +31492,7 @@
             <w:pPr>
               <w:spacing w:after="20" w:before="0"/>
             </w:pPr>
-            <w:hyperlink w:history="1" r:id="rIdngwfdvmiigkvsn52n1xyd">
+            <w:hyperlink w:history="1" r:id="rIdduixfgoswrs8u9v018jyy">
               <w:r>
                 <w:rPr>
                   <w:rFonts w:ascii="Arial" w:cs="Arial" w:eastAsia="Arial" w:hAnsi="Arial"/>
@@ -31541,7 +31541,7 @@
               <w:spacing w:after="10" w:before="0"/>
               <w:ind w:left="120"/>
             </w:pPr>
-            <w:hyperlink w:history="1" r:id="rIdihrc5fljl1vp67d1l70vp">
+            <w:hyperlink w:history="1" r:id="rIdenj6-nfmir2n0u-gjiiq6">
               <w:r>
                 <w:rPr>
                   <w:rFonts w:ascii="Arial" w:cs="Arial" w:eastAsia="Arial" w:hAnsi="Arial"/>
@@ -31586,7 +31586,7 @@
             <w:pPr>
               <w:spacing w:after="20" w:before="0"/>
             </w:pPr>
-            <w:hyperlink w:history="1" r:id="rId4kxnlx1xdmblh0lbff91g">
+            <w:hyperlink w:history="1" r:id="rId9wzvzgu_s6mj3_wqar1ca">
               <w:r>
                 <w:rPr>
                   <w:rFonts w:ascii="Arial" w:cs="Arial" w:eastAsia="Arial" w:hAnsi="Arial"/>
@@ -31635,7 +31635,7 @@
               <w:spacing w:after="10" w:before="0"/>
               <w:ind w:left="120"/>
             </w:pPr>
-            <w:hyperlink w:history="1" r:id="rIdtdezsf1wacalhtgwwmucb">
+            <w:hyperlink w:history="1" r:id="rIdgtjyzgazvvzk8qeqq8ou-">
               <w:r>
                 <w:rPr>
                   <w:rFonts w:ascii="Arial" w:cs="Arial" w:eastAsia="Arial" w:hAnsi="Arial"/>
@@ -32160,7 +32160,7 @@
         </w:rPr>
         <w:t xml:space="preserve">© 2026 SeaVuria and ARES. Aligned with KICD objectives. Developed by SeaVuria; technical implementation by ARES (with AI assistance from Claude). Licensed under </w:t>
       </w:r>
-      <w:hyperlink w:history="1" r:id="rId8pwit4uq6vdhluu1ykrmt">
+      <w:hyperlink w:history="1" r:id="rIdbqp5igzsawqi0galucjht">
         <w:r>
           <w:rPr>
             <w:rFonts w:ascii="Arial" w:cs="Arial" w:eastAsia="Arial" w:hAnsi="Arial"/>
@@ -32181,7 +32181,7 @@
         </w:rPr>
         <w:t xml:space="preserve"> (</w:t>
       </w:r>
-      <w:hyperlink w:history="1" r:id="rIdtzpotxdj_p8ahjs-yoygc">
+      <w:hyperlink w:history="1" r:id="rIdmjnedlzhi7lhzwfa952xo">
         <w:r>
           <w:rPr>
             <w:rFonts w:ascii="Arial" w:cs="Arial" w:eastAsia="Arial" w:hAnsi="Arial"/>
